--- a/lessons/2-3/downloads/reveal/teacher/2.6-session-2-prerequisite-practice-a.docx
+++ b/lessons/2-3/downloads/reveal/teacher/2.6-session-2-prerequisite-practice-a.docx
@@ -81,7 +81,7 @@
           <w:sz w:val="19"/>
           <w:szCs w:val="19"/>
         </w:rPr>
-        <w:t xml:space="preserve">Lesson 2-6  ·  Session 2  ·  Prerequisite Practice A  ·  Skill 1 of 2</w:t>
+        <w:t xml:space="preserve">Lesson 2-3  ·  Session 2  ·  Prerequisite Practice A  ·  Skill 1 of 2</w:t>
       </w:r>
     </w:p>
     <w:p>
@@ -1762,7 +1762,7 @@
           <w:sz w:val="19"/>
           <w:szCs w:val="19"/>
         </w:rPr>
-        <w:t xml:space="preserve">Lesson 2-6  ·  Session 2  ·  Prerequisite Practice A  ·  Skill 2 of 2</w:t>
+        <w:t xml:space="preserve">Lesson 2-3  ·  Session 2  ·  Prerequisite Practice A  ·  Skill 2 of 2</w:t>
       </w:r>
     </w:p>
     <w:p>
@@ -4165,7 +4165,7 @@
               <w:sz w:val="15"/>
               <w:szCs w:val="15"/>
             </w:rPr>
-            <w:t xml:space="preserve">Lesson 2-6  ·  Session 2  ·  Prerequisite Practice A</w:t>
+            <w:t xml:space="preserve">Lesson 2-3  ·  Session 2  ·  Prerequisite Practice A</w:t>
           </w:r>
         </w:p>
       </w:tc>

--- a/lessons/2-3/downloads/reveal/teacher/2.6-session-2-prerequisite-practice-a.docx
+++ b/lessons/2-3/downloads/reveal/teacher/2.6-session-2-prerequisite-practice-a.docx
@@ -15,10 +15,28 @@
         <w:rPr>
           <w:rFonts w:ascii="Avenir Next" w:hAnsi="Avenir Next" w:cs="Avenir Next" w:eastAsia="Avenir Next"/>
           <w:color w:val="1A1A1A"/>
+          <w:sz w:val="22"/>
+          <w:szCs w:val="20"/>
+        </w:rPr>
+        <w:t xml:space="preserve">Name</w:t>
+      </w:r>
+      <w:r>
+        <w:rPr>
+          <w:rFonts w:ascii="Avenir Next" w:hAnsi="Avenir Next" w:cs="Avenir Next" w:eastAsia="Avenir Next"/>
+          <w:color w:val="1A1A1A"/>
           <w:sz w:val="20"/>
           <w:szCs w:val="20"/>
         </w:rPr>
-        <w:t xml:space="preserve">Name</w:t>
+        <w:tab/>
+      </w:r>
+      <w:r>
+        <w:rPr>
+          <w:rFonts w:ascii="Avenir Next" w:hAnsi="Avenir Next" w:cs="Avenir Next" w:eastAsia="Avenir Next"/>
+          <w:color w:val="1A1A1A"/>
+          <w:sz w:val="22"/>
+          <w:szCs w:val="20"/>
+        </w:rPr>
+        <w:t xml:space="preserve">   Date</w:t>
       </w:r>
       <w:r>
         <w:rPr>
@@ -33,25 +51,7 @@
         <w:rPr>
           <w:rFonts w:ascii="Avenir Next" w:hAnsi="Avenir Next" w:cs="Avenir Next" w:eastAsia="Avenir Next"/>
           <w:color w:val="1A1A1A"/>
-          <w:sz w:val="20"/>
-          <w:szCs w:val="20"/>
-        </w:rPr>
-        <w:t xml:space="preserve">   Date</w:t>
-      </w:r>
-      <w:r>
-        <w:rPr>
-          <w:rFonts w:ascii="Avenir Next" w:hAnsi="Avenir Next" w:cs="Avenir Next" w:eastAsia="Avenir Next"/>
-          <w:color w:val="1A1A1A"/>
-          <w:sz w:val="20"/>
-          <w:szCs w:val="20"/>
-        </w:rPr>
-        <w:tab/>
-      </w:r>
-      <w:r>
-        <w:rPr>
-          <w:rFonts w:ascii="Avenir Next" w:hAnsi="Avenir Next" w:cs="Avenir Next" w:eastAsia="Avenir Next"/>
-          <w:color w:val="1A1A1A"/>
-          <w:sz w:val="20"/>
+          <w:sz w:val="22"/>
           <w:szCs w:val="20"/>
         </w:rPr>
         <w:t xml:space="preserve">   Period</w:t>
@@ -78,14 +78,15 @@
           <w:caps/>
           <w:color w:val="003A70"/>
           <w:spacing w:val="12"/>
-          <w:sz w:val="19"/>
+          <w:sz w:val="22"/>
           <w:szCs w:val="19"/>
         </w:rPr>
-        <w:t xml:space="preserve">Lesson 2-3  ·  Session 2  ·  Prerequisite Practice A  ·  Skill 1 of 2</w:t>
-      </w:r>
-    </w:p>
-    <w:p>
-      <w:pPr>
+        <w:t xml:space="preserve">Lesson 2-6  ·  Session 2  ·  Prerequisite Practice A  ·  Skill 1 of 2</w:t>
+      </w:r>
+    </w:p>
+    <w:p>
+      <w:pPr>
+        <w:pStyle w:val="Heading1"/>
         <w:keepNext/>
         <w:spacing w:before="0" w:after="10" w:line="240" w:lineRule="auto"/>
       </w:pPr>
@@ -111,7 +112,7 @@
         <w:rPr>
           <w:rFonts w:ascii="Avenir Next" w:hAnsi="Avenir Next" w:cs="Avenir Next" w:eastAsia="Avenir Next"/>
           <w:color w:val="5A5F66"/>
-          <w:sz w:val="17"/>
+          <w:sz w:val="22"/>
           <w:szCs w:val="17"/>
         </w:rPr>
         <w:t xml:space="preserve">Builds on Grade 4 · 4.NBT.B.4</w:t>
@@ -154,6 +155,7 @@
           </w:tcPr>
           <w:p>
             <w:pPr>
+              <w:pStyle w:val="Heading2"/>
               <w:spacing w:before="0" w:after="0" w:line="252" w:lineRule="auto"/>
             </w:pPr>
             <w:r>
@@ -183,7 +185,7 @@
               <w:rPr>
                 <w:rFonts w:ascii="Avenir Next" w:hAnsi="Avenir Next" w:cs="Avenir Next" w:eastAsia="Avenir Next"/>
                 <w:color w:val="1A1A1A"/>
-                <w:sz w:val="20"/>
+                <w:sz w:val="22"/>
                 <w:szCs w:val="20"/>
               </w:rPr>
               <w:t xml:space="preserve">Every IQR is Q3 − Q1. In problem 1 you find the IQR of each lunch line.</w:t>
@@ -203,6 +205,7 @@
           </w:tcPr>
           <w:p>
             <w:pPr>
+              <w:pStyle w:val="Heading2"/>
               <w:spacing w:before="0" w:after="0" w:line="252" w:lineRule="auto"/>
             </w:pPr>
             <w:r>
@@ -232,7 +235,7 @@
               <w:rPr>
                 <w:rFonts w:ascii="Avenir Next" w:hAnsi="Avenir Next" w:cs="Avenir Next" w:eastAsia="Avenir Next"/>
                 <w:color w:val="1A1A1A"/>
-                <w:sz w:val="20"/>
+                <w:sz w:val="22"/>
                 <w:szCs w:val="20"/>
               </w:rPr>
               <w:t xml:space="preserve">Subtract two- and three-digit numbers with regrouping.  </w:t>
@@ -242,7 +245,7 @@
                 <w:rFonts w:ascii="Avenir Next" w:hAnsi="Avenir Next" w:cs="Avenir Next" w:eastAsia="Avenir Next"/>
                 <w:b/>
                 <w:color w:val="1A1A1A"/>
-                <w:sz w:val="20"/>
+                <w:sz w:val="22"/>
                 <w:szCs w:val="20"/>
               </w:rPr>
               <w:t xml:space="preserve">You will use it in Practice Form A, problems 1 and 2.</w:t>
@@ -253,6 +256,7 @@
     </w:tbl>
     <w:p>
       <w:pPr>
+        <w:pStyle w:val="Heading2"/>
         <w:keepNext/>
         <w:pBdr>
           <w:bottom w:val="single" w:sz="8" w:space="3" w:color="003A70"/>
@@ -268,7 +272,7 @@
           <w:b/>
           <w:color w:val="003A70"/>
           <w:spacing w:val="14"/>
-          <w:sz w:val="19"/>
+          <w:sz w:val="22"/>
           <w:szCs w:val="19"/>
         </w:rPr>
         <w:t xml:space="preserve">STEPS TO FOLLOW</w:t>
@@ -287,7 +291,7 @@
           <w:rFonts w:ascii="Avenir Next" w:hAnsi="Avenir Next" w:cs="Avenir Next" w:eastAsia="Avenir Next"/>
           <w:i/>
           <w:color w:val="5A5F66"/>
-          <w:sz w:val="17"/>
+          <w:sz w:val="22"/>
           <w:szCs w:val="17"/>
         </w:rPr>
         <w:t xml:space="preserve">use these same steps on every problem</w:t>
@@ -329,6 +333,7 @@
           </w:tcPr>
           <w:p>
             <w:pPr>
+              <w:pStyle w:val="Heading1"/>
               <w:spacing w:before="0" w:after="0" w:line="240" w:lineRule="auto"/>
               <w:jc w:val="center"/>
             </w:pPr>
@@ -357,7 +362,7 @@
               <w:rPr>
                 <w:rFonts w:ascii="Avenir Next" w:hAnsi="Avenir Next" w:cs="Avenir Next" w:eastAsia="Avenir Next"/>
                 <w:color w:val="1A1A1A"/>
-                <w:sz w:val="21"/>
+                <w:sz w:val="22"/>
                 <w:szCs w:val="21"/>
               </w:rPr>
               <w:t xml:space="preserve">Line up the </w:t>
@@ -367,7 +372,7 @@
                 <w:rFonts w:ascii="Avenir Next" w:hAnsi="Avenir Next" w:cs="Avenir Next" w:eastAsia="Avenir Next"/>
                 <w:b/>
                 <w:color w:val="1A1A1A"/>
-                <w:sz w:val="21"/>
+                <w:sz w:val="22"/>
                 <w:szCs w:val="21"/>
               </w:rPr>
               <w:t xml:space="preserve">places</w:t>
@@ -376,7 +381,7 @@
               <w:rPr>
                 <w:rFonts w:ascii="Avenir Next" w:hAnsi="Avenir Next" w:cs="Avenir Next" w:eastAsia="Avenir Next"/>
                 <w:color w:val="1A1A1A"/>
-                <w:sz w:val="21"/>
+                <w:sz w:val="22"/>
                 <w:szCs w:val="21"/>
               </w:rPr>
               <w:t xml:space="preserve">.</w:t>
@@ -395,6 +400,7 @@
           </w:tcPr>
           <w:p>
             <w:pPr>
+              <w:pStyle w:val="Heading1"/>
               <w:spacing w:before="0" w:after="0" w:line="240" w:lineRule="auto"/>
               <w:jc w:val="center"/>
             </w:pPr>
@@ -423,7 +429,7 @@
               <w:rPr>
                 <w:rFonts w:ascii="Avenir Next" w:hAnsi="Avenir Next" w:cs="Avenir Next" w:eastAsia="Avenir Next"/>
                 <w:color w:val="1A1A1A"/>
-                <w:sz w:val="21"/>
+                <w:sz w:val="22"/>
                 <w:szCs w:val="21"/>
               </w:rPr>
               <w:t xml:space="preserve">Subtract from the </w:t>
@@ -433,7 +439,7 @@
                 <w:rFonts w:ascii="Avenir Next" w:hAnsi="Avenir Next" w:cs="Avenir Next" w:eastAsia="Avenir Next"/>
                 <w:b/>
                 <w:color w:val="1A1A1A"/>
-                <w:sz w:val="21"/>
+                <w:sz w:val="22"/>
                 <w:szCs w:val="21"/>
               </w:rPr>
               <w:t xml:space="preserve">right</w:t>
@@ -442,7 +448,7 @@
               <w:rPr>
                 <w:rFonts w:ascii="Avenir Next" w:hAnsi="Avenir Next" w:cs="Avenir Next" w:eastAsia="Avenir Next"/>
                 <w:color w:val="1A1A1A"/>
-                <w:sz w:val="21"/>
+                <w:sz w:val="22"/>
                 <w:szCs w:val="21"/>
               </w:rPr>
               <w:t xml:space="preserve">. Regroup when the top is smaller.</w:t>
@@ -461,6 +467,7 @@
           </w:tcPr>
           <w:p>
             <w:pPr>
+              <w:pStyle w:val="Heading1"/>
               <w:spacing w:before="0" w:after="0" w:line="240" w:lineRule="auto"/>
               <w:jc w:val="center"/>
             </w:pPr>
@@ -490,7 +497,7 @@
                 <w:rFonts w:ascii="Avenir Next" w:hAnsi="Avenir Next" w:cs="Avenir Next" w:eastAsia="Avenir Next"/>
                 <w:b/>
                 <w:color w:val="1A1A1A"/>
-                <w:sz w:val="21"/>
+                <w:sz w:val="22"/>
                 <w:szCs w:val="21"/>
               </w:rPr>
               <w:t xml:space="preserve">Check</w:t>
@@ -499,7 +506,7 @@
               <w:rPr>
                 <w:rFonts w:ascii="Avenir Next" w:hAnsi="Avenir Next" w:cs="Avenir Next" w:eastAsia="Avenir Next"/>
                 <w:color w:val="1A1A1A"/>
-                <w:sz w:val="21"/>
+                <w:sz w:val="22"/>
                 <w:szCs w:val="21"/>
               </w:rPr>
               <w:t xml:space="preserve">: add the answer to the number you subtracted.</w:t>
@@ -510,6 +517,7 @@
     </w:tbl>
     <w:p>
       <w:pPr>
+        <w:pStyle w:val="Heading2"/>
         <w:keepNext/>
         <w:pBdr>
           <w:bottom w:val="single" w:sz="8" w:space="3" w:color="003A70"/>
@@ -525,7 +533,7 @@
           <w:b/>
           <w:color w:val="003A70"/>
           <w:spacing w:val="14"/>
-          <w:sz w:val="19"/>
+          <w:sz w:val="22"/>
           <w:szCs w:val="19"/>
         </w:rPr>
         <w:t xml:space="preserve">WATCH ME</w:t>
@@ -544,7 +552,7 @@
           <w:rFonts w:ascii="Avenir Next" w:hAnsi="Avenir Next" w:cs="Avenir Next" w:eastAsia="Avenir Next"/>
           <w:i/>
           <w:color w:val="5A5F66"/>
-          <w:sz w:val="17"/>
+          <w:sz w:val="22"/>
           <w:szCs w:val="17"/>
         </w:rPr>
         <w:t xml:space="preserve">the steps in action</w:t>
@@ -559,7 +567,7 @@
           <w:rFonts w:ascii="Avenir Next" w:hAnsi="Avenir Next" w:cs="Avenir Next" w:eastAsia="Avenir Next"/>
           <w:b/>
           <w:color w:val="1A1A1A"/>
-          <w:sz w:val="21"/>
+          <w:sz w:val="22"/>
           <w:szCs w:val="21"/>
         </w:rPr>
         <w:t xml:space="preserve">Find 403 − 168.</w:t>
@@ -578,25 +586,25 @@
           <w:rFonts w:ascii="Avenir Next" w:hAnsi="Avenir Next" w:cs="Avenir Next" w:eastAsia="Avenir Next"/>
           <w:b/>
           <w:color w:val="003A70"/>
+          <w:sz w:val="22"/>
+          <w:szCs w:val="19"/>
+        </w:rPr>
+        <w:t xml:space="preserve">Step 1</w:t>
+      </w:r>
+      <w:r>
+        <w:rPr>
+          <w:rFonts w:ascii="Avenir Next" w:hAnsi="Avenir Next" w:cs="Avenir Next" w:eastAsia="Avenir Next"/>
+          <w:color w:val="1A1A1A"/>
           <w:sz w:val="19"/>
           <w:szCs w:val="19"/>
         </w:rPr>
-        <w:t xml:space="preserve">Step 1</w:t>
-      </w:r>
-      <w:r>
-        <w:rPr>
-          <w:rFonts w:ascii="Avenir Next" w:hAnsi="Avenir Next" w:cs="Avenir Next" w:eastAsia="Avenir Next"/>
-          <w:color w:val="1A1A1A"/>
-          <w:sz w:val="19"/>
-          <w:szCs w:val="19"/>
-        </w:rPr>
         <w:tab/>
       </w:r>
       <w:r>
         <w:rPr>
           <w:rFonts w:ascii="Avenir Next" w:hAnsi="Avenir Next" w:cs="Avenir Next" w:eastAsia="Avenir Next"/>
           <w:color w:val="1A1A1A"/>
-          <w:sz w:val="21"/>
+          <w:sz w:val="22"/>
           <w:szCs w:val="21"/>
         </w:rPr>
         <w:t xml:space="preserve">Write 403 above 168.</w:t>
@@ -615,25 +623,25 @@
           <w:rFonts w:ascii="Avenir Next" w:hAnsi="Avenir Next" w:cs="Avenir Next" w:eastAsia="Avenir Next"/>
           <w:b/>
           <w:color w:val="003A70"/>
+          <w:sz w:val="22"/>
+          <w:szCs w:val="19"/>
+        </w:rPr>
+        <w:t xml:space="preserve">Step 2</w:t>
+      </w:r>
+      <w:r>
+        <w:rPr>
+          <w:rFonts w:ascii="Avenir Next" w:hAnsi="Avenir Next" w:cs="Avenir Next" w:eastAsia="Avenir Next"/>
+          <w:color w:val="1A1A1A"/>
           <w:sz w:val="19"/>
           <w:szCs w:val="19"/>
         </w:rPr>
-        <w:t xml:space="preserve">Step 2</w:t>
-      </w:r>
-      <w:r>
-        <w:rPr>
-          <w:rFonts w:ascii="Avenir Next" w:hAnsi="Avenir Next" w:cs="Avenir Next" w:eastAsia="Avenir Next"/>
-          <w:color w:val="1A1A1A"/>
-          <w:sz w:val="19"/>
-          <w:szCs w:val="19"/>
-        </w:rPr>
         <w:tab/>
       </w:r>
       <w:r>
         <w:rPr>
           <w:rFonts w:ascii="Avenir Next" w:hAnsi="Avenir Next" w:cs="Avenir Next" w:eastAsia="Avenir Next"/>
           <w:color w:val="1A1A1A"/>
-          <w:sz w:val="21"/>
+          <w:sz w:val="22"/>
           <w:szCs w:val="21"/>
         </w:rPr>
         <w:t xml:space="preserve">Regroup: 13 − 8 = 5, 9 − 6 = 3, 3 − 1 = 2.</w:t>
@@ -652,25 +660,25 @@
           <w:rFonts w:ascii="Avenir Next" w:hAnsi="Avenir Next" w:cs="Avenir Next" w:eastAsia="Avenir Next"/>
           <w:b/>
           <w:color w:val="003A70"/>
+          <w:sz w:val="22"/>
+          <w:szCs w:val="19"/>
+        </w:rPr>
+        <w:t xml:space="preserve">Step 3</w:t>
+      </w:r>
+      <w:r>
+        <w:rPr>
+          <w:rFonts w:ascii="Avenir Next" w:hAnsi="Avenir Next" w:cs="Avenir Next" w:eastAsia="Avenir Next"/>
+          <w:color w:val="1A1A1A"/>
           <w:sz w:val="19"/>
           <w:szCs w:val="19"/>
         </w:rPr>
-        <w:t xml:space="preserve">Step 3</w:t>
-      </w:r>
-      <w:r>
-        <w:rPr>
-          <w:rFonts w:ascii="Avenir Next" w:hAnsi="Avenir Next" w:cs="Avenir Next" w:eastAsia="Avenir Next"/>
-          <w:color w:val="1A1A1A"/>
-          <w:sz w:val="19"/>
-          <w:szCs w:val="19"/>
-        </w:rPr>
         <w:tab/>
       </w:r>
       <w:r>
         <w:rPr>
           <w:rFonts w:ascii="Avenir Next" w:hAnsi="Avenir Next" w:cs="Avenir Next" w:eastAsia="Avenir Next"/>
           <w:color w:val="1A1A1A"/>
-          <w:sz w:val="21"/>
+          <w:sz w:val="22"/>
           <w:szCs w:val="21"/>
         </w:rPr>
         <w:t xml:space="preserve">235 + 168 = 403. It checks.</w:t>
@@ -689,18 +697,18 @@
           <w:rFonts w:ascii="Avenir Next" w:hAnsi="Avenir Next" w:cs="Avenir Next" w:eastAsia="Avenir Next"/>
           <w:b/>
           <w:color w:val="1A1A1A"/>
+          <w:sz w:val="22"/>
+          <w:szCs w:val="21"/>
+        </w:rPr>
+        <w:t xml:space="preserve">Answer</w:t>
+      </w:r>
+      <w:r>
+        <w:rPr>
+          <w:rFonts w:ascii="Avenir Next" w:hAnsi="Avenir Next" w:cs="Avenir Next" w:eastAsia="Avenir Next"/>
+          <w:color w:val="1A1A1A"/>
           <w:sz w:val="21"/>
           <w:szCs w:val="21"/>
         </w:rPr>
-        <w:t xml:space="preserve">Answer</w:t>
-      </w:r>
-      <w:r>
-        <w:rPr>
-          <w:rFonts w:ascii="Avenir Next" w:hAnsi="Avenir Next" w:cs="Avenir Next" w:eastAsia="Avenir Next"/>
-          <w:color w:val="1A1A1A"/>
-          <w:sz w:val="21"/>
-          <w:szCs w:val="21"/>
-        </w:rPr>
         <w:tab/>
       </w:r>
       <w:r>
@@ -708,7 +716,7 @@
           <w:rFonts w:ascii="Avenir Next" w:hAnsi="Avenir Next" w:cs="Avenir Next" w:eastAsia="Avenir Next"/>
           <w:b/>
           <w:color w:val="1A1A1A"/>
-          <w:sz w:val="21"/>
+          <w:sz w:val="22"/>
           <w:szCs w:val="21"/>
         </w:rPr>
         <w:t xml:space="preserve">235</w:t>
@@ -716,6 +724,7 @@
     </w:p>
     <w:p>
       <w:pPr>
+        <w:pStyle w:val="Heading2"/>
         <w:keepNext/>
         <w:pBdr>
           <w:bottom w:val="single" w:sz="8" w:space="3" w:color="003A70"/>
@@ -731,7 +740,7 @@
           <w:b/>
           <w:color w:val="003A70"/>
           <w:spacing w:val="14"/>
-          <w:sz w:val="19"/>
+          <w:sz w:val="22"/>
           <w:szCs w:val="19"/>
         </w:rPr>
         <w:t xml:space="preserve">TRY IT WITH HELP</w:t>
@@ -750,7 +759,7 @@
           <w:rFonts w:ascii="Avenir Next" w:hAnsi="Avenir Next" w:cs="Avenir Next" w:eastAsia="Avenir Next"/>
           <w:i/>
           <w:color w:val="5A5F66"/>
-          <w:sz w:val="17"/>
+          <w:sz w:val="22"/>
           <w:szCs w:val="17"/>
         </w:rPr>
         <w:t xml:space="preserve">fill in each step</w:t>
@@ -808,35 +817,35 @@
           <w:rFonts w:ascii="Avenir Next" w:hAnsi="Avenir Next" w:cs="Avenir Next" w:eastAsia="Avenir Next"/>
           <w:b/>
           <w:color w:val="003A70"/>
+          <w:sz w:val="22"/>
+          <w:szCs w:val="18"/>
+        </w:rPr>
+        <w:t xml:space="preserve">Step 1</w:t>
+      </w:r>
+      <w:r>
+        <w:rPr>
+          <w:rFonts w:ascii="Avenir Next" w:hAnsi="Avenir Next" w:cs="Avenir Next" w:eastAsia="Avenir Next"/>
+          <w:color w:val="1A1A1A"/>
           <w:sz w:val="18"/>
           <w:szCs w:val="18"/>
         </w:rPr>
-        <w:t xml:space="preserve">Step 1</w:t>
-      </w:r>
-      <w:r>
-        <w:rPr>
-          <w:rFonts w:ascii="Avenir Next" w:hAnsi="Avenir Next" w:cs="Avenir Next" w:eastAsia="Avenir Next"/>
-          <w:color w:val="1A1A1A"/>
-          <w:sz w:val="18"/>
-          <w:szCs w:val="18"/>
-        </w:rPr>
         <w:tab/>
       </w:r>
       <w:r>
         <w:rPr>
           <w:rFonts w:ascii="Avenir Next" w:hAnsi="Avenir Next" w:cs="Avenir Next" w:eastAsia="Avenir Next"/>
           <w:color w:val="1A1A1A"/>
+          <w:sz w:val="22"/>
+          <w:szCs w:val="21"/>
+        </w:rPr>
+        <w:t xml:space="preserve">Write 72 above </w:t>
+      </w:r>
+      <w:r>
+        <w:rPr>
+          <w:rFonts w:ascii="Avenir Next" w:hAnsi="Avenir Next" w:cs="Avenir Next" w:eastAsia="Avenir Next"/>
+          <w:color w:val="1A1A1A"/>
           <w:sz w:val="21"/>
           <w:szCs w:val="21"/>
-        </w:rPr>
-        <w:t xml:space="preserve">Write 72 above </w:t>
-      </w:r>
-      <w:r>
-        <w:rPr>
-          <w:rFonts w:ascii="Avenir Next" w:hAnsi="Avenir Next" w:cs="Avenir Next" w:eastAsia="Avenir Next"/>
-          <w:color w:val="1A1A1A"/>
-          <w:sz w:val="21"/>
-          <w:szCs w:val="21"/>
           <w:u w:val="single"/>
         </w:rPr>
         <w:t xml:space="preserve">                </w:t>
@@ -845,7 +854,7 @@
         <w:rPr>
           <w:rFonts w:ascii="Avenir Next" w:hAnsi="Avenir Next" w:cs="Avenir Next" w:eastAsia="Avenir Next"/>
           <w:color w:val="1A1A1A"/>
-          <w:sz w:val="21"/>
+          <w:sz w:val="22"/>
           <w:szCs w:val="21"/>
         </w:rPr>
         <w:t xml:space="preserve">.</w:t>
@@ -865,28 +874,47 @@
           <w:rFonts w:ascii="Avenir Next" w:hAnsi="Avenir Next" w:cs="Avenir Next" w:eastAsia="Avenir Next"/>
           <w:b/>
           <w:color w:val="003A70"/>
+          <w:sz w:val="22"/>
+          <w:szCs w:val="18"/>
+        </w:rPr>
+        <w:t xml:space="preserve">Step 2</w:t>
+      </w:r>
+      <w:r>
+        <w:rPr>
+          <w:rFonts w:ascii="Avenir Next" w:hAnsi="Avenir Next" w:cs="Avenir Next" w:eastAsia="Avenir Next"/>
+          <w:color w:val="1A1A1A"/>
           <w:sz w:val="18"/>
           <w:szCs w:val="18"/>
         </w:rPr>
-        <w:t xml:space="preserve">Step 2</w:t>
-      </w:r>
-      <w:r>
-        <w:rPr>
-          <w:rFonts w:ascii="Avenir Next" w:hAnsi="Avenir Next" w:cs="Avenir Next" w:eastAsia="Avenir Next"/>
-          <w:color w:val="1A1A1A"/>
-          <w:sz w:val="18"/>
-          <w:szCs w:val="18"/>
-        </w:rPr>
         <w:tab/>
       </w:r>
       <w:r>
         <w:rPr>
           <w:rFonts w:ascii="Avenir Next" w:hAnsi="Avenir Next" w:cs="Avenir Next" w:eastAsia="Avenir Next"/>
           <w:color w:val="1A1A1A"/>
+          <w:sz w:val="22"/>
+          <w:szCs w:val="21"/>
+        </w:rPr>
+        <w:t xml:space="preserve">Regroup: 12 − 8 = </w:t>
+      </w:r>
+      <w:r>
+        <w:rPr>
+          <w:rFonts w:ascii="Avenir Next" w:hAnsi="Avenir Next" w:cs="Avenir Next" w:eastAsia="Avenir Next"/>
+          <w:color w:val="1A1A1A"/>
           <w:sz w:val="21"/>
           <w:szCs w:val="21"/>
-        </w:rPr>
-        <w:t xml:space="preserve">Regroup: 12 − 8 = </w:t>
+          <w:u w:val="single"/>
+        </w:rPr>
+        <w:t xml:space="preserve">                </w:t>
+      </w:r>
+      <w:r>
+        <w:rPr>
+          <w:rFonts w:ascii="Avenir Next" w:hAnsi="Avenir Next" w:cs="Avenir Next" w:eastAsia="Avenir Next"/>
+          <w:color w:val="1A1A1A"/>
+          <w:sz w:val="22"/>
+          <w:szCs w:val="21"/>
+        </w:rPr>
+        <w:t xml:space="preserve">. 6 − 4 = </w:t>
       </w:r>
       <w:r>
         <w:rPr>
@@ -902,26 +930,7 @@
         <w:rPr>
           <w:rFonts w:ascii="Avenir Next" w:hAnsi="Avenir Next" w:cs="Avenir Next" w:eastAsia="Avenir Next"/>
           <w:color w:val="1A1A1A"/>
-          <w:sz w:val="21"/>
-          <w:szCs w:val="21"/>
-        </w:rPr>
-        <w:t xml:space="preserve">. 6 − 4 = </w:t>
-      </w:r>
-      <w:r>
-        <w:rPr>
-          <w:rFonts w:ascii="Avenir Next" w:hAnsi="Avenir Next" w:cs="Avenir Next" w:eastAsia="Avenir Next"/>
-          <w:color w:val="1A1A1A"/>
-          <w:sz w:val="21"/>
-          <w:szCs w:val="21"/>
-          <w:u w:val="single"/>
-        </w:rPr>
-        <w:t xml:space="preserve">                </w:t>
-      </w:r>
-      <w:r>
-        <w:rPr>
-          <w:rFonts w:ascii="Avenir Next" w:hAnsi="Avenir Next" w:cs="Avenir Next" w:eastAsia="Avenir Next"/>
-          <w:color w:val="1A1A1A"/>
-          <w:sz w:val="21"/>
+          <w:sz w:val="22"/>
           <w:szCs w:val="21"/>
         </w:rPr>
         <w:t xml:space="preserve">.</w:t>
@@ -941,35 +950,35 @@
           <w:rFonts w:ascii="Avenir Next" w:hAnsi="Avenir Next" w:cs="Avenir Next" w:eastAsia="Avenir Next"/>
           <w:b/>
           <w:color w:val="003A70"/>
+          <w:sz w:val="22"/>
+          <w:szCs w:val="18"/>
+        </w:rPr>
+        <w:t xml:space="preserve">Step 3</w:t>
+      </w:r>
+      <w:r>
+        <w:rPr>
+          <w:rFonts w:ascii="Avenir Next" w:hAnsi="Avenir Next" w:cs="Avenir Next" w:eastAsia="Avenir Next"/>
+          <w:color w:val="1A1A1A"/>
           <w:sz w:val="18"/>
           <w:szCs w:val="18"/>
         </w:rPr>
-        <w:t xml:space="preserve">Step 3</w:t>
-      </w:r>
-      <w:r>
-        <w:rPr>
-          <w:rFonts w:ascii="Avenir Next" w:hAnsi="Avenir Next" w:cs="Avenir Next" w:eastAsia="Avenir Next"/>
-          <w:color w:val="1A1A1A"/>
-          <w:sz w:val="18"/>
-          <w:szCs w:val="18"/>
-        </w:rPr>
         <w:tab/>
       </w:r>
       <w:r>
         <w:rPr>
           <w:rFonts w:ascii="Avenir Next" w:hAnsi="Avenir Next" w:cs="Avenir Next" w:eastAsia="Avenir Next"/>
           <w:color w:val="1A1A1A"/>
+          <w:sz w:val="22"/>
+          <w:szCs w:val="21"/>
+        </w:rPr>
+        <w:t xml:space="preserve">24 + 48 = </w:t>
+      </w:r>
+      <w:r>
+        <w:rPr>
+          <w:rFonts w:ascii="Avenir Next" w:hAnsi="Avenir Next" w:cs="Avenir Next" w:eastAsia="Avenir Next"/>
+          <w:color w:val="1A1A1A"/>
           <w:sz w:val="21"/>
           <w:szCs w:val="21"/>
-        </w:rPr>
-        <w:t xml:space="preserve">24 + 48 = </w:t>
-      </w:r>
-      <w:r>
-        <w:rPr>
-          <w:rFonts w:ascii="Avenir Next" w:hAnsi="Avenir Next" w:cs="Avenir Next" w:eastAsia="Avenir Next"/>
-          <w:color w:val="1A1A1A"/>
-          <w:sz w:val="21"/>
-          <w:szCs w:val="21"/>
           <w:u w:val="single"/>
         </w:rPr>
         <w:t xml:space="preserve">                </w:t>
@@ -978,7 +987,7 @@
         <w:rPr>
           <w:rFonts w:ascii="Avenir Next" w:hAnsi="Avenir Next" w:cs="Avenir Next" w:eastAsia="Avenir Next"/>
           <w:color w:val="1A1A1A"/>
-          <w:sz w:val="21"/>
+          <w:sz w:val="22"/>
           <w:szCs w:val="21"/>
         </w:rPr>
         <w:t xml:space="preserve">.</w:t>
@@ -1041,35 +1050,35 @@
           <w:rFonts w:ascii="Avenir Next" w:hAnsi="Avenir Next" w:cs="Avenir Next" w:eastAsia="Avenir Next"/>
           <w:b/>
           <w:color w:val="003A70"/>
+          <w:sz w:val="22"/>
+          <w:szCs w:val="18"/>
+        </w:rPr>
+        <w:t xml:space="preserve">Step 1</w:t>
+      </w:r>
+      <w:r>
+        <w:rPr>
+          <w:rFonts w:ascii="Avenir Next" w:hAnsi="Avenir Next" w:cs="Avenir Next" w:eastAsia="Avenir Next"/>
+          <w:color w:val="1A1A1A"/>
           <w:sz w:val="18"/>
           <w:szCs w:val="18"/>
         </w:rPr>
-        <w:t xml:space="preserve">Step 1</w:t>
-      </w:r>
-      <w:r>
-        <w:rPr>
-          <w:rFonts w:ascii="Avenir Next" w:hAnsi="Avenir Next" w:cs="Avenir Next" w:eastAsia="Avenir Next"/>
-          <w:color w:val="1A1A1A"/>
-          <w:sz w:val="18"/>
-          <w:szCs w:val="18"/>
-        </w:rPr>
         <w:tab/>
       </w:r>
       <w:r>
         <w:rPr>
           <w:rFonts w:ascii="Avenir Next" w:hAnsi="Avenir Next" w:cs="Avenir Next" w:eastAsia="Avenir Next"/>
           <w:color w:val="1A1A1A"/>
+          <w:sz w:val="22"/>
+          <w:szCs w:val="21"/>
+        </w:rPr>
+        <w:t xml:space="preserve">Write 620 above </w:t>
+      </w:r>
+      <w:r>
+        <w:rPr>
+          <w:rFonts w:ascii="Avenir Next" w:hAnsi="Avenir Next" w:cs="Avenir Next" w:eastAsia="Avenir Next"/>
+          <w:color w:val="1A1A1A"/>
           <w:sz w:val="21"/>
           <w:szCs w:val="21"/>
-        </w:rPr>
-        <w:t xml:space="preserve">Write 620 above </w:t>
-      </w:r>
-      <w:r>
-        <w:rPr>
-          <w:rFonts w:ascii="Avenir Next" w:hAnsi="Avenir Next" w:cs="Avenir Next" w:eastAsia="Avenir Next"/>
-          <w:color w:val="1A1A1A"/>
-          <w:sz w:val="21"/>
-          <w:szCs w:val="21"/>
           <w:u w:val="single"/>
         </w:rPr>
         <w:t xml:space="preserve">                </w:t>
@@ -1078,7 +1087,7 @@
         <w:rPr>
           <w:rFonts w:ascii="Avenir Next" w:hAnsi="Avenir Next" w:cs="Avenir Next" w:eastAsia="Avenir Next"/>
           <w:color w:val="1A1A1A"/>
-          <w:sz w:val="21"/>
+          <w:sz w:val="22"/>
           <w:szCs w:val="21"/>
         </w:rPr>
         <w:t xml:space="preserve">.</w:t>
@@ -1098,35 +1107,35 @@
           <w:rFonts w:ascii="Avenir Next" w:hAnsi="Avenir Next" w:cs="Avenir Next" w:eastAsia="Avenir Next"/>
           <w:b/>
           <w:color w:val="003A70"/>
+          <w:sz w:val="22"/>
+          <w:szCs w:val="18"/>
+        </w:rPr>
+        <w:t xml:space="preserve">Step 2</w:t>
+      </w:r>
+      <w:r>
+        <w:rPr>
+          <w:rFonts w:ascii="Avenir Next" w:hAnsi="Avenir Next" w:cs="Avenir Next" w:eastAsia="Avenir Next"/>
+          <w:color w:val="1A1A1A"/>
           <w:sz w:val="18"/>
           <w:szCs w:val="18"/>
         </w:rPr>
-        <w:t xml:space="preserve">Step 2</w:t>
-      </w:r>
-      <w:r>
-        <w:rPr>
-          <w:rFonts w:ascii="Avenir Next" w:hAnsi="Avenir Next" w:cs="Avenir Next" w:eastAsia="Avenir Next"/>
-          <w:color w:val="1A1A1A"/>
-          <w:sz w:val="18"/>
-          <w:szCs w:val="18"/>
-        </w:rPr>
         <w:tab/>
       </w:r>
       <w:r>
         <w:rPr>
           <w:rFonts w:ascii="Avenir Next" w:hAnsi="Avenir Next" w:cs="Avenir Next" w:eastAsia="Avenir Next"/>
           <w:color w:val="1A1A1A"/>
+          <w:sz w:val="22"/>
+          <w:szCs w:val="21"/>
+        </w:rPr>
+        <w:t xml:space="preserve">Subtract with regrouping: </w:t>
+      </w:r>
+      <w:r>
+        <w:rPr>
+          <w:rFonts w:ascii="Avenir Next" w:hAnsi="Avenir Next" w:cs="Avenir Next" w:eastAsia="Avenir Next"/>
+          <w:color w:val="1A1A1A"/>
           <w:sz w:val="21"/>
           <w:szCs w:val="21"/>
-        </w:rPr>
-        <w:t xml:space="preserve">Subtract with regrouping: </w:t>
-      </w:r>
-      <w:r>
-        <w:rPr>
-          <w:rFonts w:ascii="Avenir Next" w:hAnsi="Avenir Next" w:cs="Avenir Next" w:eastAsia="Avenir Next"/>
-          <w:color w:val="1A1A1A"/>
-          <w:sz w:val="21"/>
-          <w:szCs w:val="21"/>
           <w:u w:val="single"/>
         </w:rPr>
         <w:t xml:space="preserve">                </w:t>
@@ -1135,7 +1144,7 @@
         <w:rPr>
           <w:rFonts w:ascii="Avenir Next" w:hAnsi="Avenir Next" w:cs="Avenir Next" w:eastAsia="Avenir Next"/>
           <w:color w:val="1A1A1A"/>
-          <w:sz w:val="21"/>
+          <w:sz w:val="22"/>
           <w:szCs w:val="21"/>
         </w:rPr>
         <w:t xml:space="preserve">.</w:t>
@@ -1155,35 +1164,35 @@
           <w:rFonts w:ascii="Avenir Next" w:hAnsi="Avenir Next" w:cs="Avenir Next" w:eastAsia="Avenir Next"/>
           <w:b/>
           <w:color w:val="003A70"/>
+          <w:sz w:val="22"/>
+          <w:szCs w:val="18"/>
+        </w:rPr>
+        <w:t xml:space="preserve">Step 3</w:t>
+      </w:r>
+      <w:r>
+        <w:rPr>
+          <w:rFonts w:ascii="Avenir Next" w:hAnsi="Avenir Next" w:cs="Avenir Next" w:eastAsia="Avenir Next"/>
+          <w:color w:val="1A1A1A"/>
           <w:sz w:val="18"/>
           <w:szCs w:val="18"/>
         </w:rPr>
-        <w:t xml:space="preserve">Step 3</w:t>
-      </w:r>
-      <w:r>
-        <w:rPr>
-          <w:rFonts w:ascii="Avenir Next" w:hAnsi="Avenir Next" w:cs="Avenir Next" w:eastAsia="Avenir Next"/>
-          <w:color w:val="1A1A1A"/>
-          <w:sz w:val="18"/>
-          <w:szCs w:val="18"/>
-        </w:rPr>
         <w:tab/>
       </w:r>
       <w:r>
         <w:rPr>
           <w:rFonts w:ascii="Avenir Next" w:hAnsi="Avenir Next" w:cs="Avenir Next" w:eastAsia="Avenir Next"/>
           <w:color w:val="1A1A1A"/>
+          <w:sz w:val="22"/>
+          <w:szCs w:val="21"/>
+        </w:rPr>
+        <w:t xml:space="preserve">236 + 384 = </w:t>
+      </w:r>
+      <w:r>
+        <w:rPr>
+          <w:rFonts w:ascii="Avenir Next" w:hAnsi="Avenir Next" w:cs="Avenir Next" w:eastAsia="Avenir Next"/>
+          <w:color w:val="1A1A1A"/>
           <w:sz w:val="21"/>
           <w:szCs w:val="21"/>
-        </w:rPr>
-        <w:t xml:space="preserve">236 + 384 = </w:t>
-      </w:r>
-      <w:r>
-        <w:rPr>
-          <w:rFonts w:ascii="Avenir Next" w:hAnsi="Avenir Next" w:cs="Avenir Next" w:eastAsia="Avenir Next"/>
-          <w:color w:val="1A1A1A"/>
-          <w:sz w:val="21"/>
-          <w:szCs w:val="21"/>
           <w:u w:val="single"/>
         </w:rPr>
         <w:t xml:space="preserve">                </w:t>
@@ -1192,7 +1201,7 @@
         <w:rPr>
           <w:rFonts w:ascii="Avenir Next" w:hAnsi="Avenir Next" w:cs="Avenir Next" w:eastAsia="Avenir Next"/>
           <w:color w:val="1A1A1A"/>
-          <w:sz w:val="21"/>
+          <w:sz w:val="22"/>
           <w:szCs w:val="21"/>
         </w:rPr>
         <w:t xml:space="preserve">.</w:t>
@@ -1205,6 +1214,7 @@
     </w:p>
     <w:p>
       <w:pPr>
+        <w:pStyle w:val="Heading2"/>
         <w:keepNext/>
         <w:pBdr>
           <w:bottom w:val="single" w:sz="8" w:space="3" w:color="003A70"/>
@@ -1220,7 +1230,7 @@
           <w:b/>
           <w:color w:val="003A70"/>
           <w:spacing w:val="14"/>
-          <w:sz w:val="19"/>
+          <w:sz w:val="22"/>
           <w:szCs w:val="19"/>
         </w:rPr>
         <w:t xml:space="preserve">YOUR TURN</w:t>
@@ -1239,7 +1249,7 @@
           <w:rFonts w:ascii="Avenir Next" w:hAnsi="Avenir Next" w:cs="Avenir Next" w:eastAsia="Avenir Next"/>
           <w:i/>
           <w:color w:val="5A5F66"/>
-          <w:sz w:val="17"/>
+          <w:sz w:val="22"/>
           <w:szCs w:val="17"/>
         </w:rPr>
         <w:t xml:space="preserve">use the steps on your own</w:t>
@@ -1411,7 +1421,7 @@
                       <w:szCs w:val="22"/>
                       <w:u w:val="single"/>
                     </w:rPr>
-                    <w:t xml:space="preserve">      </w:t>
+                    <w:t xml:space="preserve">          </w:t>
                   </w:r>
                 </w:p>
               </w:tc>
@@ -1473,7 +1483,7 @@
                       <w:szCs w:val="22"/>
                       <w:u w:val="single"/>
                     </w:rPr>
-                    <w:t xml:space="preserve">      </w:t>
+                    <w:t xml:space="preserve">          </w:t>
                   </w:r>
                 </w:p>
               </w:tc>
@@ -1535,7 +1545,7 @@
                       <w:szCs w:val="22"/>
                       <w:u w:val="single"/>
                     </w:rPr>
-                    <w:t xml:space="preserve">      </w:t>
+                    <w:t xml:space="preserve">          </w:t>
                   </w:r>
                 </w:p>
               </w:tc>
@@ -1603,7 +1613,7 @@
                       <w:szCs w:val="22"/>
                       <w:u w:val="single"/>
                     </w:rPr>
-                    <w:t xml:space="preserve">      </w:t>
+                    <w:t xml:space="preserve">          </w:t>
                   </w:r>
                 </w:p>
               </w:tc>
@@ -1665,7 +1675,7 @@
                       <w:szCs w:val="22"/>
                       <w:u w:val="single"/>
                     </w:rPr>
-                    <w:t xml:space="preserve">      </w:t>
+                    <w:t xml:space="preserve">          </w:t>
                   </w:r>
                 </w:p>
               </w:tc>
@@ -1727,7 +1737,7 @@
                       <w:szCs w:val="22"/>
                       <w:u w:val="single"/>
                     </w:rPr>
-                    <w:t xml:space="preserve">      </w:t>
+                    <w:t xml:space="preserve">          </w:t>
                   </w:r>
                 </w:p>
               </w:tc>
@@ -1750,7 +1760,7 @@
       <w:pPr>
         <w:pageBreakBefore/>
         <w:keepNext/>
-        <w:spacing w:before="0" w:after="12" w:line="264" w:lineRule="auto"/>
+        <w:spacing w:before="0" w:after="10" w:line="240" w:lineRule="auto"/>
       </w:pPr>
       <w:r>
         <w:rPr>
@@ -1759,16 +1769,17 @@
           <w:caps/>
           <w:color w:val="003A70"/>
           <w:spacing w:val="12"/>
-          <w:sz w:val="19"/>
+          <w:sz w:val="22"/>
           <w:szCs w:val="19"/>
         </w:rPr>
-        <w:t xml:space="preserve">Lesson 2-3  ·  Session 2  ·  Prerequisite Practice A  ·  Skill 2 of 2</w:t>
-      </w:r>
-    </w:p>
-    <w:p>
-      <w:pPr>
+        <w:t xml:space="preserve">Lesson 2-6  ·  Session 2  ·  Prerequisite Practice A  ·  Skill 2 of 2</w:t>
+      </w:r>
+    </w:p>
+    <w:p>
+      <w:pPr>
+        <w:pStyle w:val="Heading1"/>
         <w:keepNext/>
-        <w:spacing w:before="0" w:after="10" w:line="240" w:lineRule="auto"/>
+        <w:spacing w:before="0" w:after="8" w:line="240" w:lineRule="auto"/>
       </w:pPr>
       <w:r>
         <w:rPr>
@@ -1786,13 +1797,13 @@
         <w:pBdr>
           <w:bottom w:val="single" w:sz="4" w:space="5" w:color="C9CDD2"/>
         </w:pBdr>
-        <w:spacing w:before="0" w:after="60" w:line="264" w:lineRule="auto"/>
+        <w:spacing w:before="0" w:after="51" w:line="240" w:lineRule="auto"/>
       </w:pPr>
       <w:r>
         <w:rPr>
           <w:rFonts w:ascii="Avenir Next" w:hAnsi="Avenir Next" w:cs="Avenir Next" w:eastAsia="Avenir Next"/>
           <w:color w:val="5A5F66"/>
-          <w:sz w:val="17"/>
+          <w:sz w:val="22"/>
           <w:szCs w:val="17"/>
         </w:rPr>
         <w:t xml:space="preserve">Builds on Grade 4 · 4.NBT.A.2</w:t>
@@ -1835,7 +1846,8 @@
           </w:tcPr>
           <w:p>
             <w:pPr>
-              <w:spacing w:before="0" w:after="0" w:line="252" w:lineRule="auto"/>
+              <w:pStyle w:val="Heading2"/>
+              <w:spacing w:before="0" w:after="0" w:line="240" w:lineRule="auto"/>
             </w:pPr>
             <w:r>
               <w:rPr>
@@ -1858,13 +1870,13 @@
           </w:tcPr>
           <w:p>
             <w:pPr>
-              <w:spacing w:before="0" w:after="0" w:line="264" w:lineRule="auto"/>
+              <w:spacing w:before="0" w:after="0" w:line="240" w:lineRule="auto"/>
             </w:pPr>
             <w:r>
               <w:rPr>
                 <w:rFonts w:ascii="Avenir Next" w:hAnsi="Avenir Next" w:cs="Avenir Next" w:eastAsia="Avenir Next"/>
                 <w:color w:val="1A1A1A"/>
-                <w:sz w:val="20"/>
+                <w:sz w:val="22"/>
                 <w:szCs w:val="20"/>
               </w:rPr>
               <w:t xml:space="preserve">In problem 3 you compare medians, 120 and 135, then IQRs, 40 and 12.</w:t>
@@ -1884,7 +1896,8 @@
           </w:tcPr>
           <w:p>
             <w:pPr>
-              <w:spacing w:before="0" w:after="0" w:line="252" w:lineRule="auto"/>
+              <w:pStyle w:val="Heading2"/>
+              <w:spacing w:before="0" w:after="0" w:line="240" w:lineRule="auto"/>
             </w:pPr>
             <w:r>
               <w:rPr>
@@ -1907,13 +1920,13 @@
           </w:tcPr>
           <w:p>
             <w:pPr>
-              <w:spacing w:before="0" w:after="0" w:line="264" w:lineRule="auto"/>
+              <w:spacing w:before="0" w:after="0" w:line="240" w:lineRule="auto"/>
             </w:pPr>
             <w:r>
               <w:rPr>
                 <w:rFonts w:ascii="Avenir Next" w:hAnsi="Avenir Next" w:cs="Avenir Next" w:eastAsia="Avenir Next"/>
                 <w:color w:val="1A1A1A"/>
-                <w:sz w:val="20"/>
+                <w:sz w:val="22"/>
                 <w:szCs w:val="20"/>
               </w:rPr>
               <w:t xml:space="preserve">Compare two numbers and say which is greater.  </w:t>
@@ -1923,7 +1936,7 @@
                 <w:rFonts w:ascii="Avenir Next" w:hAnsi="Avenir Next" w:cs="Avenir Next" w:eastAsia="Avenir Next"/>
                 <w:b/>
                 <w:color w:val="1A1A1A"/>
-                <w:sz w:val="20"/>
+                <w:sz w:val="22"/>
                 <w:szCs w:val="20"/>
               </w:rPr>
               <w:t xml:space="preserve">You will use it in Practice Form A, problems 3 and 6.</w:t>
@@ -1934,6 +1947,7 @@
     </w:tbl>
     <w:p>
       <w:pPr>
+        <w:pStyle w:val="Heading2"/>
         <w:keepNext/>
         <w:pBdr>
           <w:bottom w:val="single" w:sz="8" w:space="3" w:color="003A70"/>
@@ -1941,7 +1955,7 @@
         <w:tabs>
           <w:tab w:val="right" w:pos="9504"/>
         </w:tabs>
-        <w:spacing w:before="50" w:after="36" w:line="240" w:lineRule="auto"/>
+        <w:spacing w:before="42" w:after="31" w:line="240" w:lineRule="auto"/>
       </w:pPr>
       <w:r>
         <w:rPr>
@@ -1949,7 +1963,7 @@
           <w:b/>
           <w:color w:val="003A70"/>
           <w:spacing w:val="14"/>
-          <w:sz w:val="19"/>
+          <w:sz w:val="22"/>
           <w:szCs w:val="19"/>
         </w:rPr>
         <w:t xml:space="preserve">STEPS TO FOLLOW</w:t>
@@ -1968,7 +1982,7 @@
           <w:rFonts w:ascii="Avenir Next" w:hAnsi="Avenir Next" w:cs="Avenir Next" w:eastAsia="Avenir Next"/>
           <w:i/>
           <w:color w:val="5A5F66"/>
-          <w:sz w:val="17"/>
+          <w:sz w:val="22"/>
           <w:szCs w:val="17"/>
         </w:rPr>
         <w:t xml:space="preserve">use these same steps on every problem</w:t>
@@ -2010,6 +2024,7 @@
           </w:tcPr>
           <w:p>
             <w:pPr>
+              <w:pStyle w:val="Heading1"/>
               <w:spacing w:before="0" w:after="0" w:line="240" w:lineRule="auto"/>
               <w:jc w:val="center"/>
             </w:pPr>
@@ -2032,13 +2047,13 @@
           </w:tcPr>
           <w:p>
             <w:pPr>
-              <w:spacing w:before="0" w:after="0" w:line="264" w:lineRule="auto"/>
+              <w:spacing w:before="0" w:after="0" w:line="240" w:lineRule="auto"/>
             </w:pPr>
             <w:r>
               <w:rPr>
                 <w:rFonts w:ascii="Avenir Next" w:hAnsi="Avenir Next" w:cs="Avenir Next" w:eastAsia="Avenir Next"/>
                 <w:color w:val="1A1A1A"/>
-                <w:sz w:val="21"/>
+                <w:sz w:val="22"/>
                 <w:szCs w:val="21"/>
               </w:rPr>
               <w:t xml:space="preserve">Compare the </w:t>
@@ -2048,7 +2063,7 @@
                 <w:rFonts w:ascii="Avenir Next" w:hAnsi="Avenir Next" w:cs="Avenir Next" w:eastAsia="Avenir Next"/>
                 <w:b/>
                 <w:color w:val="1A1A1A"/>
-                <w:sz w:val="21"/>
+                <w:sz w:val="22"/>
                 <w:szCs w:val="21"/>
               </w:rPr>
               <w:t xml:space="preserve">greatest</w:t>
@@ -2057,7 +2072,7 @@
               <w:rPr>
                 <w:rFonts w:ascii="Avenir Next" w:hAnsi="Avenir Next" w:cs="Avenir Next" w:eastAsia="Avenir Next"/>
                 <w:color w:val="1A1A1A"/>
-                <w:sz w:val="21"/>
+                <w:sz w:val="22"/>
                 <w:szCs w:val="21"/>
               </w:rPr>
               <w:t xml:space="preserve"> place first.</w:t>
@@ -2076,6 +2091,7 @@
           </w:tcPr>
           <w:p>
             <w:pPr>
+              <w:pStyle w:val="Heading1"/>
               <w:spacing w:before="0" w:after="0" w:line="240" w:lineRule="auto"/>
               <w:jc w:val="center"/>
             </w:pPr>
@@ -2098,13 +2114,13 @@
           </w:tcPr>
           <w:p>
             <w:pPr>
-              <w:spacing w:before="0" w:after="0" w:line="264" w:lineRule="auto"/>
+              <w:spacing w:before="0" w:after="0" w:line="240" w:lineRule="auto"/>
             </w:pPr>
             <w:r>
               <w:rPr>
                 <w:rFonts w:ascii="Avenir Next" w:hAnsi="Avenir Next" w:cs="Avenir Next" w:eastAsia="Avenir Next"/>
                 <w:color w:val="1A1A1A"/>
-                <w:sz w:val="21"/>
+                <w:sz w:val="22"/>
                 <w:szCs w:val="21"/>
               </w:rPr>
               <w:t xml:space="preserve">If those digits match, compare the </w:t>
@@ -2114,7 +2130,7 @@
                 <w:rFonts w:ascii="Avenir Next" w:hAnsi="Avenir Next" w:cs="Avenir Next" w:eastAsia="Avenir Next"/>
                 <w:b/>
                 <w:color w:val="1A1A1A"/>
-                <w:sz w:val="21"/>
+                <w:sz w:val="22"/>
                 <w:szCs w:val="21"/>
               </w:rPr>
               <w:t xml:space="preserve">next</w:t>
@@ -2123,7 +2139,7 @@
               <w:rPr>
                 <w:rFonts w:ascii="Avenir Next" w:hAnsi="Avenir Next" w:cs="Avenir Next" w:eastAsia="Avenir Next"/>
                 <w:color w:val="1A1A1A"/>
-                <w:sz w:val="21"/>
+                <w:sz w:val="22"/>
                 <w:szCs w:val="21"/>
               </w:rPr>
               <w:t xml:space="preserve"> place.</w:t>
@@ -2142,6 +2158,7 @@
           </w:tcPr>
           <w:p>
             <w:pPr>
+              <w:pStyle w:val="Heading1"/>
               <w:spacing w:before="0" w:after="0" w:line="240" w:lineRule="auto"/>
               <w:jc w:val="center"/>
             </w:pPr>
@@ -2164,13 +2181,13 @@
           </w:tcPr>
           <w:p>
             <w:pPr>
-              <w:spacing w:before="0" w:after="0" w:line="264" w:lineRule="auto"/>
+              <w:spacing w:before="0" w:after="0" w:line="240" w:lineRule="auto"/>
             </w:pPr>
             <w:r>
               <w:rPr>
                 <w:rFonts w:ascii="Avenir Next" w:hAnsi="Avenir Next" w:cs="Avenir Next" w:eastAsia="Avenir Next"/>
                 <w:color w:val="1A1A1A"/>
-                <w:sz w:val="21"/>
+                <w:sz w:val="22"/>
                 <w:szCs w:val="21"/>
               </w:rPr>
               <w:t xml:space="preserve">Write &lt;, &gt;, or =. Then say it in </w:t>
@@ -2180,7 +2197,7 @@
                 <w:rFonts w:ascii="Avenir Next" w:hAnsi="Avenir Next" w:cs="Avenir Next" w:eastAsia="Avenir Next"/>
                 <w:b/>
                 <w:color w:val="1A1A1A"/>
-                <w:sz w:val="21"/>
+                <w:sz w:val="22"/>
                 <w:szCs w:val="21"/>
               </w:rPr>
               <w:t xml:space="preserve">words</w:t>
@@ -2189,7 +2206,7 @@
               <w:rPr>
                 <w:rFonts w:ascii="Avenir Next" w:hAnsi="Avenir Next" w:cs="Avenir Next" w:eastAsia="Avenir Next"/>
                 <w:color w:val="1A1A1A"/>
-                <w:sz w:val="21"/>
+                <w:sz w:val="22"/>
                 <w:szCs w:val="21"/>
               </w:rPr>
               <w:t xml:space="preserve">.</w:t>
@@ -2200,6 +2217,7 @@
     </w:tbl>
     <w:p>
       <w:pPr>
+        <w:pStyle w:val="Heading2"/>
         <w:keepNext/>
         <w:pBdr>
           <w:bottom w:val="single" w:sz="8" w:space="3" w:color="003A70"/>
@@ -2207,7 +2225,7 @@
         <w:tabs>
           <w:tab w:val="right" w:pos="9504"/>
         </w:tabs>
-        <w:spacing w:before="50" w:after="36" w:line="240" w:lineRule="auto"/>
+        <w:spacing w:before="42" w:after="31" w:line="240" w:lineRule="auto"/>
       </w:pPr>
       <w:r>
         <w:rPr>
@@ -2215,7 +2233,7 @@
           <w:b/>
           <w:color w:val="003A70"/>
           <w:spacing w:val="14"/>
-          <w:sz w:val="19"/>
+          <w:sz w:val="22"/>
           <w:szCs w:val="19"/>
         </w:rPr>
         <w:t xml:space="preserve">WATCH ME</w:t>
@@ -2234,7 +2252,7 @@
           <w:rFonts w:ascii="Avenir Next" w:hAnsi="Avenir Next" w:cs="Avenir Next" w:eastAsia="Avenir Next"/>
           <w:i/>
           <w:color w:val="5A5F66"/>
-          <w:sz w:val="17"/>
+          <w:sz w:val="22"/>
           <w:szCs w:val="17"/>
         </w:rPr>
         <w:t xml:space="preserve">the steps in action</w:t>
@@ -2242,14 +2260,14 @@
     </w:p>
     <w:p>
       <w:pPr>
-        <w:spacing w:before="0" w:after="40" w:line="264" w:lineRule="auto"/>
+        <w:spacing w:before="0" w:after="34" w:line="240" w:lineRule="auto"/>
       </w:pPr>
       <w:r>
         <w:rPr>
           <w:rFonts w:ascii="Avenir Next" w:hAnsi="Avenir Next" w:cs="Avenir Next" w:eastAsia="Avenir Next"/>
           <w:b/>
           <w:color w:val="1A1A1A"/>
-          <w:sz w:val="21"/>
+          <w:sz w:val="22"/>
           <w:szCs w:val="21"/>
         </w:rPr>
         <w:t xml:space="preserve">Store A sold 46 items. Store B sold 52. Which sold more?</w:t>
@@ -2260,7 +2278,7 @@
         <w:tabs>
           <w:tab w:val="left" w:pos="950"/>
         </w:tabs>
-        <w:spacing w:before="0" w:after="24" w:line="256" w:lineRule="auto"/>
+        <w:spacing w:before="0" w:after="20" w:line="240" w:lineRule="auto"/>
         <w:ind w:left="950" w:hanging="950"/>
       </w:pPr>
       <w:r>
@@ -2268,25 +2286,25 @@
           <w:rFonts w:ascii="Avenir Next" w:hAnsi="Avenir Next" w:cs="Avenir Next" w:eastAsia="Avenir Next"/>
           <w:b/>
           <w:color w:val="003A70"/>
+          <w:sz w:val="22"/>
+          <w:szCs w:val="19"/>
+        </w:rPr>
+        <w:t xml:space="preserve">Step 1</w:t>
+      </w:r>
+      <w:r>
+        <w:rPr>
+          <w:rFonts w:ascii="Avenir Next" w:hAnsi="Avenir Next" w:cs="Avenir Next" w:eastAsia="Avenir Next"/>
+          <w:color w:val="1A1A1A"/>
           <w:sz w:val="19"/>
           <w:szCs w:val="19"/>
         </w:rPr>
-        <w:t xml:space="preserve">Step 1</w:t>
-      </w:r>
-      <w:r>
-        <w:rPr>
-          <w:rFonts w:ascii="Avenir Next" w:hAnsi="Avenir Next" w:cs="Avenir Next" w:eastAsia="Avenir Next"/>
-          <w:color w:val="1A1A1A"/>
-          <w:sz w:val="19"/>
-          <w:szCs w:val="19"/>
-        </w:rPr>
         <w:tab/>
       </w:r>
       <w:r>
         <w:rPr>
           <w:rFonts w:ascii="Avenir Next" w:hAnsi="Avenir Next" w:cs="Avenir Next" w:eastAsia="Avenir Next"/>
           <w:color w:val="1A1A1A"/>
-          <w:sz w:val="21"/>
+          <w:sz w:val="22"/>
           <w:szCs w:val="21"/>
         </w:rPr>
         <w:t xml:space="preserve">Tens: 4 and 5.</w:t>
@@ -2297,7 +2315,7 @@
         <w:tabs>
           <w:tab w:val="left" w:pos="950"/>
         </w:tabs>
-        <w:spacing w:before="0" w:after="24" w:line="256" w:lineRule="auto"/>
+        <w:spacing w:before="0" w:after="20" w:line="240" w:lineRule="auto"/>
         <w:ind w:left="950" w:hanging="950"/>
       </w:pPr>
       <w:r>
@@ -2305,25 +2323,25 @@
           <w:rFonts w:ascii="Avenir Next" w:hAnsi="Avenir Next" w:cs="Avenir Next" w:eastAsia="Avenir Next"/>
           <w:b/>
           <w:color w:val="003A70"/>
+          <w:sz w:val="22"/>
+          <w:szCs w:val="19"/>
+        </w:rPr>
+        <w:t xml:space="preserve">Step 2</w:t>
+      </w:r>
+      <w:r>
+        <w:rPr>
+          <w:rFonts w:ascii="Avenir Next" w:hAnsi="Avenir Next" w:cs="Avenir Next" w:eastAsia="Avenir Next"/>
+          <w:color w:val="1A1A1A"/>
           <w:sz w:val="19"/>
           <w:szCs w:val="19"/>
         </w:rPr>
-        <w:t xml:space="preserve">Step 2</w:t>
-      </w:r>
-      <w:r>
-        <w:rPr>
-          <w:rFonts w:ascii="Avenir Next" w:hAnsi="Avenir Next" w:cs="Avenir Next" w:eastAsia="Avenir Next"/>
-          <w:color w:val="1A1A1A"/>
-          <w:sz w:val="19"/>
-          <w:szCs w:val="19"/>
-        </w:rPr>
         <w:tab/>
       </w:r>
       <w:r>
         <w:rPr>
           <w:rFonts w:ascii="Avenir Next" w:hAnsi="Avenir Next" w:cs="Avenir Next" w:eastAsia="Avenir Next"/>
           <w:color w:val="1A1A1A"/>
-          <w:sz w:val="21"/>
+          <w:sz w:val="22"/>
           <w:szCs w:val="21"/>
         </w:rPr>
         <w:t xml:space="preserve">4 &lt; 5, so no need to check ones.</w:t>
@@ -2334,7 +2352,7 @@
         <w:tabs>
           <w:tab w:val="left" w:pos="950"/>
         </w:tabs>
-        <w:spacing w:before="0" w:after="24" w:line="256" w:lineRule="auto"/>
+        <w:spacing w:before="0" w:after="20" w:line="240" w:lineRule="auto"/>
         <w:ind w:left="950" w:hanging="950"/>
       </w:pPr>
       <w:r>
@@ -2342,25 +2360,25 @@
           <w:rFonts w:ascii="Avenir Next" w:hAnsi="Avenir Next" w:cs="Avenir Next" w:eastAsia="Avenir Next"/>
           <w:b/>
           <w:color w:val="003A70"/>
+          <w:sz w:val="22"/>
+          <w:szCs w:val="19"/>
+        </w:rPr>
+        <w:t xml:space="preserve">Step 3</w:t>
+      </w:r>
+      <w:r>
+        <w:rPr>
+          <w:rFonts w:ascii="Avenir Next" w:hAnsi="Avenir Next" w:cs="Avenir Next" w:eastAsia="Avenir Next"/>
+          <w:color w:val="1A1A1A"/>
           <w:sz w:val="19"/>
           <w:szCs w:val="19"/>
         </w:rPr>
-        <w:t xml:space="preserve">Step 3</w:t>
-      </w:r>
-      <w:r>
-        <w:rPr>
-          <w:rFonts w:ascii="Avenir Next" w:hAnsi="Avenir Next" w:cs="Avenir Next" w:eastAsia="Avenir Next"/>
-          <w:color w:val="1A1A1A"/>
-          <w:sz w:val="19"/>
-          <w:szCs w:val="19"/>
-        </w:rPr>
         <w:tab/>
       </w:r>
       <w:r>
         <w:rPr>
           <w:rFonts w:ascii="Avenir Next" w:hAnsi="Avenir Next" w:cs="Avenir Next" w:eastAsia="Avenir Next"/>
           <w:color w:val="1A1A1A"/>
-          <w:sz w:val="21"/>
+          <w:sz w:val="22"/>
           <w:szCs w:val="21"/>
         </w:rPr>
         <w:t xml:space="preserve">46 &lt; 52. Store B sold more.</w:t>
@@ -2371,7 +2389,7 @@
         <w:tabs>
           <w:tab w:val="left" w:pos="950"/>
         </w:tabs>
-        <w:spacing w:before="20" w:after="0" w:line="256" w:lineRule="auto"/>
+        <w:spacing w:before="17" w:after="0" w:line="240" w:lineRule="auto"/>
         <w:ind w:left="950" w:hanging="950"/>
       </w:pPr>
       <w:r>
@@ -2379,18 +2397,18 @@
           <w:rFonts w:ascii="Avenir Next" w:hAnsi="Avenir Next" w:cs="Avenir Next" w:eastAsia="Avenir Next"/>
           <w:b/>
           <w:color w:val="1A1A1A"/>
+          <w:sz w:val="22"/>
+          <w:szCs w:val="21"/>
+        </w:rPr>
+        <w:t xml:space="preserve">Answer</w:t>
+      </w:r>
+      <w:r>
+        <w:rPr>
+          <w:rFonts w:ascii="Avenir Next" w:hAnsi="Avenir Next" w:cs="Avenir Next" w:eastAsia="Avenir Next"/>
+          <w:color w:val="1A1A1A"/>
           <w:sz w:val="21"/>
           <w:szCs w:val="21"/>
         </w:rPr>
-        <w:t xml:space="preserve">Answer</w:t>
-      </w:r>
-      <w:r>
-        <w:rPr>
-          <w:rFonts w:ascii="Avenir Next" w:hAnsi="Avenir Next" w:cs="Avenir Next" w:eastAsia="Avenir Next"/>
-          <w:color w:val="1A1A1A"/>
-          <w:sz w:val="21"/>
-          <w:szCs w:val="21"/>
-        </w:rPr>
         <w:tab/>
       </w:r>
       <w:r>
@@ -2398,7 +2416,7 @@
           <w:rFonts w:ascii="Avenir Next" w:hAnsi="Avenir Next" w:cs="Avenir Next" w:eastAsia="Avenir Next"/>
           <w:b/>
           <w:color w:val="1A1A1A"/>
-          <w:sz w:val="21"/>
+          <w:sz w:val="22"/>
           <w:szCs w:val="21"/>
         </w:rPr>
         <w:t xml:space="preserve">Store B</w:t>
@@ -2406,6 +2424,7 @@
     </w:p>
     <w:p>
       <w:pPr>
+        <w:pStyle w:val="Heading2"/>
         <w:keepNext/>
         <w:pBdr>
           <w:bottom w:val="single" w:sz="8" w:space="3" w:color="003A70"/>
@@ -2413,7 +2432,7 @@
         <w:tabs>
           <w:tab w:val="right" w:pos="9504"/>
         </w:tabs>
-        <w:spacing w:before="50" w:after="36" w:line="240" w:lineRule="auto"/>
+        <w:spacing w:before="42" w:after="31" w:line="240" w:lineRule="auto"/>
       </w:pPr>
       <w:r>
         <w:rPr>
@@ -2421,7 +2440,7 @@
           <w:b/>
           <w:color w:val="003A70"/>
           <w:spacing w:val="14"/>
-          <w:sz w:val="19"/>
+          <w:sz w:val="22"/>
           <w:szCs w:val="19"/>
         </w:rPr>
         <w:t xml:space="preserve">TRY IT WITH HELP</w:t>
@@ -2440,7 +2459,7 @@
           <w:rFonts w:ascii="Avenir Next" w:hAnsi="Avenir Next" w:cs="Avenir Next" w:eastAsia="Avenir Next"/>
           <w:i/>
           <w:color w:val="5A5F66"/>
-          <w:sz w:val="17"/>
+          <w:sz w:val="22"/>
           <w:szCs w:val="17"/>
         </w:rPr>
         <w:t xml:space="preserve">fill in each step</w:t>
@@ -2452,7 +2471,7 @@
         <w:tabs>
           <w:tab w:val="left" w:pos="432"/>
         </w:tabs>
-        <w:spacing w:before="90" w:after="40" w:line="268" w:lineRule="auto"/>
+        <w:spacing w:before="76" w:after="34" w:line="240" w:lineRule="auto"/>
         <w:ind w:left="432" w:hanging="432"/>
       </w:pPr>
       <w:r>
@@ -2490,7 +2509,7 @@
         <w:tabs>
           <w:tab w:val="left" w:pos="1300"/>
         </w:tabs>
-        <w:spacing w:before="0" w:after="24" w:line="272" w:lineRule="auto"/>
+        <w:spacing w:before="0" w:after="20" w:line="240" w:lineRule="auto"/>
         <w:ind w:left="1300" w:hanging="868"/>
       </w:pPr>
       <w:r>
@@ -2498,28 +2517,47 @@
           <w:rFonts w:ascii="Avenir Next" w:hAnsi="Avenir Next" w:cs="Avenir Next" w:eastAsia="Avenir Next"/>
           <w:b/>
           <w:color w:val="003A70"/>
+          <w:sz w:val="22"/>
+          <w:szCs w:val="18"/>
+        </w:rPr>
+        <w:t xml:space="preserve">Step 1</w:t>
+      </w:r>
+      <w:r>
+        <w:rPr>
+          <w:rFonts w:ascii="Avenir Next" w:hAnsi="Avenir Next" w:cs="Avenir Next" w:eastAsia="Avenir Next"/>
+          <w:color w:val="1A1A1A"/>
           <w:sz w:val="18"/>
           <w:szCs w:val="18"/>
         </w:rPr>
-        <w:t xml:space="preserve">Step 1</w:t>
-      </w:r>
-      <w:r>
-        <w:rPr>
-          <w:rFonts w:ascii="Avenir Next" w:hAnsi="Avenir Next" w:cs="Avenir Next" w:eastAsia="Avenir Next"/>
-          <w:color w:val="1A1A1A"/>
-          <w:sz w:val="18"/>
-          <w:szCs w:val="18"/>
-        </w:rPr>
         <w:tab/>
       </w:r>
       <w:r>
         <w:rPr>
           <w:rFonts w:ascii="Avenir Next" w:hAnsi="Avenir Next" w:cs="Avenir Next" w:eastAsia="Avenir Next"/>
           <w:color w:val="1A1A1A"/>
+          <w:sz w:val="22"/>
+          <w:szCs w:val="21"/>
+        </w:rPr>
+        <w:t xml:space="preserve">Hundreds: </w:t>
+      </w:r>
+      <w:r>
+        <w:rPr>
+          <w:rFonts w:ascii="Avenir Next" w:hAnsi="Avenir Next" w:cs="Avenir Next" w:eastAsia="Avenir Next"/>
+          <w:color w:val="1A1A1A"/>
           <w:sz w:val="21"/>
           <w:szCs w:val="21"/>
-        </w:rPr>
-        <w:t xml:space="preserve">Hundreds: </w:t>
+          <w:u w:val="single"/>
+        </w:rPr>
+        <w:t xml:space="preserve">                </w:t>
+      </w:r>
+      <w:r>
+        <w:rPr>
+          <w:rFonts w:ascii="Avenir Next" w:hAnsi="Avenir Next" w:cs="Avenir Next" w:eastAsia="Avenir Next"/>
+          <w:color w:val="1A1A1A"/>
+          <w:sz w:val="22"/>
+          <w:szCs w:val="21"/>
+        </w:rPr>
+        <w:t xml:space="preserve"> and </w:t>
       </w:r>
       <w:r>
         <w:rPr>
@@ -2535,26 +2573,7 @@
         <w:rPr>
           <w:rFonts w:ascii="Avenir Next" w:hAnsi="Avenir Next" w:cs="Avenir Next" w:eastAsia="Avenir Next"/>
           <w:color w:val="1A1A1A"/>
-          <w:sz w:val="21"/>
-          <w:szCs w:val="21"/>
-        </w:rPr>
-        <w:t xml:space="preserve"> and </w:t>
-      </w:r>
-      <w:r>
-        <w:rPr>
-          <w:rFonts w:ascii="Avenir Next" w:hAnsi="Avenir Next" w:cs="Avenir Next" w:eastAsia="Avenir Next"/>
-          <w:color w:val="1A1A1A"/>
-          <w:sz w:val="21"/>
-          <w:szCs w:val="21"/>
-          <w:u w:val="single"/>
-        </w:rPr>
-        <w:t xml:space="preserve">                </w:t>
-      </w:r>
-      <w:r>
-        <w:rPr>
-          <w:rFonts w:ascii="Avenir Next" w:hAnsi="Avenir Next" w:cs="Avenir Next" w:eastAsia="Avenir Next"/>
-          <w:color w:val="1A1A1A"/>
-          <w:sz w:val="21"/>
+          <w:sz w:val="22"/>
           <w:szCs w:val="21"/>
         </w:rPr>
         <w:t xml:space="preserve">.</w:t>
@@ -2566,7 +2585,7 @@
         <w:tabs>
           <w:tab w:val="left" w:pos="1300"/>
         </w:tabs>
-        <w:spacing w:before="0" w:after="24" w:line="272" w:lineRule="auto"/>
+        <w:spacing w:before="0" w:after="20" w:line="240" w:lineRule="auto"/>
         <w:ind w:left="1300" w:hanging="868"/>
       </w:pPr>
       <w:r>
@@ -2574,28 +2593,47 @@
           <w:rFonts w:ascii="Avenir Next" w:hAnsi="Avenir Next" w:cs="Avenir Next" w:eastAsia="Avenir Next"/>
           <w:b/>
           <w:color w:val="003A70"/>
+          <w:sz w:val="22"/>
+          <w:szCs w:val="18"/>
+        </w:rPr>
+        <w:t xml:space="preserve">Step 2</w:t>
+      </w:r>
+      <w:r>
+        <w:rPr>
+          <w:rFonts w:ascii="Avenir Next" w:hAnsi="Avenir Next" w:cs="Avenir Next" w:eastAsia="Avenir Next"/>
+          <w:color w:val="1A1A1A"/>
           <w:sz w:val="18"/>
           <w:szCs w:val="18"/>
         </w:rPr>
-        <w:t xml:space="preserve">Step 2</w:t>
-      </w:r>
-      <w:r>
-        <w:rPr>
-          <w:rFonts w:ascii="Avenir Next" w:hAnsi="Avenir Next" w:cs="Avenir Next" w:eastAsia="Avenir Next"/>
-          <w:color w:val="1A1A1A"/>
-          <w:sz w:val="18"/>
-          <w:szCs w:val="18"/>
-        </w:rPr>
         <w:tab/>
       </w:r>
       <w:r>
         <w:rPr>
           <w:rFonts w:ascii="Avenir Next" w:hAnsi="Avenir Next" w:cs="Avenir Next" w:eastAsia="Avenir Next"/>
           <w:color w:val="1A1A1A"/>
+          <w:sz w:val="22"/>
+          <w:szCs w:val="21"/>
+        </w:rPr>
+        <w:t xml:space="preserve">They match. Tens: </w:t>
+      </w:r>
+      <w:r>
+        <w:rPr>
+          <w:rFonts w:ascii="Avenir Next" w:hAnsi="Avenir Next" w:cs="Avenir Next" w:eastAsia="Avenir Next"/>
+          <w:color w:val="1A1A1A"/>
           <w:sz w:val="21"/>
           <w:szCs w:val="21"/>
-        </w:rPr>
-        <w:t xml:space="preserve">They match. Tens: </w:t>
+          <w:u w:val="single"/>
+        </w:rPr>
+        <w:t xml:space="preserve">                </w:t>
+      </w:r>
+      <w:r>
+        <w:rPr>
+          <w:rFonts w:ascii="Avenir Next" w:hAnsi="Avenir Next" w:cs="Avenir Next" w:eastAsia="Avenir Next"/>
+          <w:color w:val="1A1A1A"/>
+          <w:sz w:val="22"/>
+          <w:szCs w:val="21"/>
+        </w:rPr>
+        <w:t xml:space="preserve"> and </w:t>
       </w:r>
       <w:r>
         <w:rPr>
@@ -2611,26 +2649,7 @@
         <w:rPr>
           <w:rFonts w:ascii="Avenir Next" w:hAnsi="Avenir Next" w:cs="Avenir Next" w:eastAsia="Avenir Next"/>
           <w:color w:val="1A1A1A"/>
-          <w:sz w:val="21"/>
-          <w:szCs w:val="21"/>
-        </w:rPr>
-        <w:t xml:space="preserve"> and </w:t>
-      </w:r>
-      <w:r>
-        <w:rPr>
-          <w:rFonts w:ascii="Avenir Next" w:hAnsi="Avenir Next" w:cs="Avenir Next" w:eastAsia="Avenir Next"/>
-          <w:color w:val="1A1A1A"/>
-          <w:sz w:val="21"/>
-          <w:szCs w:val="21"/>
-          <w:u w:val="single"/>
-        </w:rPr>
-        <w:t xml:space="preserve">                </w:t>
-      </w:r>
-      <w:r>
-        <w:rPr>
-          <w:rFonts w:ascii="Avenir Next" w:hAnsi="Avenir Next" w:cs="Avenir Next" w:eastAsia="Avenir Next"/>
-          <w:color w:val="1A1A1A"/>
-          <w:sz w:val="21"/>
+          <w:sz w:val="22"/>
           <w:szCs w:val="21"/>
         </w:rPr>
         <w:t xml:space="preserve">.</w:t>
@@ -2642,7 +2661,7 @@
         <w:tabs>
           <w:tab w:val="left" w:pos="1300"/>
         </w:tabs>
-        <w:spacing w:before="0" w:after="24" w:line="272" w:lineRule="auto"/>
+        <w:spacing w:before="0" w:after="20" w:line="240" w:lineRule="auto"/>
         <w:ind w:left="1300" w:hanging="868"/>
       </w:pPr>
       <w:r>
@@ -2650,35 +2669,35 @@
           <w:rFonts w:ascii="Avenir Next" w:hAnsi="Avenir Next" w:cs="Avenir Next" w:eastAsia="Avenir Next"/>
           <w:b/>
           <w:color w:val="003A70"/>
+          <w:sz w:val="22"/>
+          <w:szCs w:val="18"/>
+        </w:rPr>
+        <w:t xml:space="preserve">Step 3</w:t>
+      </w:r>
+      <w:r>
+        <w:rPr>
+          <w:rFonts w:ascii="Avenir Next" w:hAnsi="Avenir Next" w:cs="Avenir Next" w:eastAsia="Avenir Next"/>
+          <w:color w:val="1A1A1A"/>
           <w:sz w:val="18"/>
           <w:szCs w:val="18"/>
         </w:rPr>
-        <w:t xml:space="preserve">Step 3</w:t>
-      </w:r>
-      <w:r>
-        <w:rPr>
-          <w:rFonts w:ascii="Avenir Next" w:hAnsi="Avenir Next" w:cs="Avenir Next" w:eastAsia="Avenir Next"/>
-          <w:color w:val="1A1A1A"/>
-          <w:sz w:val="18"/>
-          <w:szCs w:val="18"/>
-        </w:rPr>
         <w:tab/>
       </w:r>
       <w:r>
         <w:rPr>
           <w:rFonts w:ascii="Avenir Next" w:hAnsi="Avenir Next" w:cs="Avenir Next" w:eastAsia="Avenir Next"/>
           <w:color w:val="1A1A1A"/>
+          <w:sz w:val="22"/>
+          <w:szCs w:val="21"/>
+        </w:rPr>
+        <w:t xml:space="preserve">120 </w:t>
+      </w:r>
+      <w:r>
+        <w:rPr>
+          <w:rFonts w:ascii="Avenir Next" w:hAnsi="Avenir Next" w:cs="Avenir Next" w:eastAsia="Avenir Next"/>
+          <w:color w:val="1A1A1A"/>
           <w:sz w:val="21"/>
           <w:szCs w:val="21"/>
-        </w:rPr>
-        <w:t xml:space="preserve">120 </w:t>
-      </w:r>
-      <w:r>
-        <w:rPr>
-          <w:rFonts w:ascii="Avenir Next" w:hAnsi="Avenir Next" w:cs="Avenir Next" w:eastAsia="Avenir Next"/>
-          <w:color w:val="1A1A1A"/>
-          <w:sz w:val="21"/>
-          <w:szCs w:val="21"/>
           <w:u w:val="single"/>
         </w:rPr>
         <w:t xml:space="preserve">                </w:t>
@@ -2687,7 +2706,7 @@
         <w:rPr>
           <w:rFonts w:ascii="Avenir Next" w:hAnsi="Avenir Next" w:cs="Avenir Next" w:eastAsia="Avenir Next"/>
           <w:color w:val="1A1A1A"/>
-          <w:sz w:val="21"/>
+          <w:sz w:val="22"/>
           <w:szCs w:val="21"/>
         </w:rPr>
         <w:t xml:space="preserve"> 135</w:t>
@@ -2704,7 +2723,7 @@
         <w:tabs>
           <w:tab w:val="left" w:pos="432"/>
         </w:tabs>
-        <w:spacing w:before="90" w:after="40" w:line="268" w:lineRule="auto"/>
+        <w:spacing w:before="76" w:after="34" w:line="240" w:lineRule="auto"/>
         <w:ind w:left="432" w:hanging="432"/>
       </w:pPr>
       <w:r>
@@ -2742,7 +2761,7 @@
         <w:tabs>
           <w:tab w:val="left" w:pos="1300"/>
         </w:tabs>
-        <w:spacing w:before="0" w:after="24" w:line="272" w:lineRule="auto"/>
+        <w:spacing w:before="0" w:after="20" w:line="240" w:lineRule="auto"/>
         <w:ind w:left="1300" w:hanging="868"/>
       </w:pPr>
       <w:r>
@@ -2750,28 +2769,47 @@
           <w:rFonts w:ascii="Avenir Next" w:hAnsi="Avenir Next" w:cs="Avenir Next" w:eastAsia="Avenir Next"/>
           <w:b/>
           <w:color w:val="003A70"/>
+          <w:sz w:val="22"/>
+          <w:szCs w:val="18"/>
+        </w:rPr>
+        <w:t xml:space="preserve">Step 1</w:t>
+      </w:r>
+      <w:r>
+        <w:rPr>
+          <w:rFonts w:ascii="Avenir Next" w:hAnsi="Avenir Next" w:cs="Avenir Next" w:eastAsia="Avenir Next"/>
+          <w:color w:val="1A1A1A"/>
           <w:sz w:val="18"/>
           <w:szCs w:val="18"/>
         </w:rPr>
-        <w:t xml:space="preserve">Step 1</w:t>
-      </w:r>
-      <w:r>
-        <w:rPr>
-          <w:rFonts w:ascii="Avenir Next" w:hAnsi="Avenir Next" w:cs="Avenir Next" w:eastAsia="Avenir Next"/>
-          <w:color w:val="1A1A1A"/>
-          <w:sz w:val="18"/>
-          <w:szCs w:val="18"/>
-        </w:rPr>
         <w:tab/>
       </w:r>
       <w:r>
         <w:rPr>
           <w:rFonts w:ascii="Avenir Next" w:hAnsi="Avenir Next" w:cs="Avenir Next" w:eastAsia="Avenir Next"/>
           <w:color w:val="1A1A1A"/>
+          <w:sz w:val="22"/>
+          <w:szCs w:val="21"/>
+        </w:rPr>
+        <w:t xml:space="preserve">Tens: </w:t>
+      </w:r>
+      <w:r>
+        <w:rPr>
+          <w:rFonts w:ascii="Avenir Next" w:hAnsi="Avenir Next" w:cs="Avenir Next" w:eastAsia="Avenir Next"/>
+          <w:color w:val="1A1A1A"/>
           <w:sz w:val="21"/>
           <w:szCs w:val="21"/>
-        </w:rPr>
-        <w:t xml:space="preserve">Tens: </w:t>
+          <w:u w:val="single"/>
+        </w:rPr>
+        <w:t xml:space="preserve">                </w:t>
+      </w:r>
+      <w:r>
+        <w:rPr>
+          <w:rFonts w:ascii="Avenir Next" w:hAnsi="Avenir Next" w:cs="Avenir Next" w:eastAsia="Avenir Next"/>
+          <w:color w:val="1A1A1A"/>
+          <w:sz w:val="22"/>
+          <w:szCs w:val="21"/>
+        </w:rPr>
+        <w:t xml:space="preserve"> and </w:t>
       </w:r>
       <w:r>
         <w:rPr>
@@ -2787,26 +2825,7 @@
         <w:rPr>
           <w:rFonts w:ascii="Avenir Next" w:hAnsi="Avenir Next" w:cs="Avenir Next" w:eastAsia="Avenir Next"/>
           <w:color w:val="1A1A1A"/>
-          <w:sz w:val="21"/>
-          <w:szCs w:val="21"/>
-        </w:rPr>
-        <w:t xml:space="preserve"> and </w:t>
-      </w:r>
-      <w:r>
-        <w:rPr>
-          <w:rFonts w:ascii="Avenir Next" w:hAnsi="Avenir Next" w:cs="Avenir Next" w:eastAsia="Avenir Next"/>
-          <w:color w:val="1A1A1A"/>
-          <w:sz w:val="21"/>
-          <w:szCs w:val="21"/>
-          <w:u w:val="single"/>
-        </w:rPr>
-        <w:t xml:space="preserve">                </w:t>
-      </w:r>
-      <w:r>
-        <w:rPr>
-          <w:rFonts w:ascii="Avenir Next" w:hAnsi="Avenir Next" w:cs="Avenir Next" w:eastAsia="Avenir Next"/>
-          <w:color w:val="1A1A1A"/>
-          <w:sz w:val="21"/>
+          <w:sz w:val="22"/>
           <w:szCs w:val="21"/>
         </w:rPr>
         <w:t xml:space="preserve">.</w:t>
@@ -2818,7 +2837,7 @@
         <w:tabs>
           <w:tab w:val="left" w:pos="1300"/>
         </w:tabs>
-        <w:spacing w:before="0" w:after="24" w:line="272" w:lineRule="auto"/>
+        <w:spacing w:before="0" w:after="20" w:line="240" w:lineRule="auto"/>
         <w:ind w:left="1300" w:hanging="868"/>
       </w:pPr>
       <w:r>
@@ -2826,25 +2845,25 @@
           <w:rFonts w:ascii="Avenir Next" w:hAnsi="Avenir Next" w:cs="Avenir Next" w:eastAsia="Avenir Next"/>
           <w:b/>
           <w:color w:val="003A70"/>
+          <w:sz w:val="22"/>
+          <w:szCs w:val="18"/>
+        </w:rPr>
+        <w:t xml:space="preserve">Step 2</w:t>
+      </w:r>
+      <w:r>
+        <w:rPr>
+          <w:rFonts w:ascii="Avenir Next" w:hAnsi="Avenir Next" w:cs="Avenir Next" w:eastAsia="Avenir Next"/>
+          <w:color w:val="1A1A1A"/>
           <w:sz w:val="18"/>
           <w:szCs w:val="18"/>
         </w:rPr>
-        <w:t xml:space="preserve">Step 2</w:t>
-      </w:r>
-      <w:r>
-        <w:rPr>
-          <w:rFonts w:ascii="Avenir Next" w:hAnsi="Avenir Next" w:cs="Avenir Next" w:eastAsia="Avenir Next"/>
-          <w:color w:val="1A1A1A"/>
-          <w:sz w:val="18"/>
-          <w:szCs w:val="18"/>
-        </w:rPr>
         <w:tab/>
       </w:r>
       <w:r>
         <w:rPr>
           <w:rFonts w:ascii="Avenir Next" w:hAnsi="Avenir Next" w:cs="Avenir Next" w:eastAsia="Avenir Next"/>
           <w:color w:val="1A1A1A"/>
-          <w:sz w:val="21"/>
+          <w:sz w:val="22"/>
           <w:szCs w:val="21"/>
         </w:rPr>
         <w:t xml:space="preserve">Do we check ones? </w:t>
@@ -2866,7 +2885,7 @@
         <w:tabs>
           <w:tab w:val="left" w:pos="1300"/>
         </w:tabs>
-        <w:spacing w:before="0" w:after="24" w:line="272" w:lineRule="auto"/>
+        <w:spacing w:before="0" w:after="20" w:line="240" w:lineRule="auto"/>
         <w:ind w:left="1300" w:hanging="868"/>
       </w:pPr>
       <w:r>
@@ -2874,35 +2893,35 @@
           <w:rFonts w:ascii="Avenir Next" w:hAnsi="Avenir Next" w:cs="Avenir Next" w:eastAsia="Avenir Next"/>
           <w:b/>
           <w:color w:val="003A70"/>
+          <w:sz w:val="22"/>
+          <w:szCs w:val="18"/>
+        </w:rPr>
+        <w:t xml:space="preserve">Step 3</w:t>
+      </w:r>
+      <w:r>
+        <w:rPr>
+          <w:rFonts w:ascii="Avenir Next" w:hAnsi="Avenir Next" w:cs="Avenir Next" w:eastAsia="Avenir Next"/>
+          <w:color w:val="1A1A1A"/>
           <w:sz w:val="18"/>
           <w:szCs w:val="18"/>
         </w:rPr>
-        <w:t xml:space="preserve">Step 3</w:t>
-      </w:r>
-      <w:r>
-        <w:rPr>
-          <w:rFonts w:ascii="Avenir Next" w:hAnsi="Avenir Next" w:cs="Avenir Next" w:eastAsia="Avenir Next"/>
-          <w:color w:val="1A1A1A"/>
-          <w:sz w:val="18"/>
-          <w:szCs w:val="18"/>
-        </w:rPr>
         <w:tab/>
       </w:r>
       <w:r>
         <w:rPr>
           <w:rFonts w:ascii="Avenir Next" w:hAnsi="Avenir Next" w:cs="Avenir Next" w:eastAsia="Avenir Next"/>
           <w:color w:val="1A1A1A"/>
+          <w:sz w:val="22"/>
+          <w:szCs w:val="21"/>
+        </w:rPr>
+        <w:t xml:space="preserve">22 </w:t>
+      </w:r>
+      <w:r>
+        <w:rPr>
+          <w:rFonts w:ascii="Avenir Next" w:hAnsi="Avenir Next" w:cs="Avenir Next" w:eastAsia="Avenir Next"/>
+          <w:color w:val="1A1A1A"/>
           <w:sz w:val="21"/>
           <w:szCs w:val="21"/>
-        </w:rPr>
-        <w:t xml:space="preserve">22 </w:t>
-      </w:r>
-      <w:r>
-        <w:rPr>
-          <w:rFonts w:ascii="Avenir Next" w:hAnsi="Avenir Next" w:cs="Avenir Next" w:eastAsia="Avenir Next"/>
-          <w:color w:val="1A1A1A"/>
-          <w:sz w:val="21"/>
-          <w:szCs w:val="21"/>
           <w:u w:val="single"/>
         </w:rPr>
         <w:t xml:space="preserve">                </w:t>
@@ -2911,7 +2930,7 @@
         <w:rPr>
           <w:rFonts w:ascii="Avenir Next" w:hAnsi="Avenir Next" w:cs="Avenir Next" w:eastAsia="Avenir Next"/>
           <w:color w:val="1A1A1A"/>
-          <w:sz w:val="21"/>
+          <w:sz w:val="22"/>
           <w:szCs w:val="21"/>
         </w:rPr>
         <w:t xml:space="preserve"> 19</w:t>
@@ -2924,6 +2943,7 @@
     </w:p>
     <w:p>
       <w:pPr>
+        <w:pStyle w:val="Heading2"/>
         <w:keepNext/>
         <w:pBdr>
           <w:bottom w:val="single" w:sz="8" w:space="3" w:color="003A70"/>
@@ -2931,7 +2951,7 @@
         <w:tabs>
           <w:tab w:val="right" w:pos="9504"/>
         </w:tabs>
-        <w:spacing w:before="50" w:after="36" w:line="240" w:lineRule="auto"/>
+        <w:spacing w:before="42" w:after="31" w:line="240" w:lineRule="auto"/>
       </w:pPr>
       <w:r>
         <w:rPr>
@@ -2939,7 +2959,7 @@
           <w:b/>
           <w:color w:val="003A70"/>
           <w:spacing w:val="14"/>
-          <w:sz w:val="19"/>
+          <w:sz w:val="22"/>
           <w:szCs w:val="19"/>
         </w:rPr>
         <w:t xml:space="preserve">YOUR TURN</w:t>
@@ -2958,7 +2978,7 @@
           <w:rFonts w:ascii="Avenir Next" w:hAnsi="Avenir Next" w:cs="Avenir Next" w:eastAsia="Avenir Next"/>
           <w:i/>
           <w:color w:val="5A5F66"/>
-          <w:sz w:val="17"/>
+          <w:sz w:val="22"/>
           <w:szCs w:val="17"/>
         </w:rPr>
         <w:t xml:space="preserve">use the steps on your own</w:t>
@@ -3008,7 +3028,7 @@
               <w:tabs>
                 <w:tab w:val="left" w:pos="432"/>
               </w:tabs>
-              <w:spacing w:before="90" w:after="40" w:line="268" w:lineRule="auto"/>
+              <w:spacing w:before="76" w:after="34" w:line="240" w:lineRule="auto"/>
               <w:ind w:left="432" w:hanging="432"/>
             </w:pPr>
             <w:r>
@@ -3082,7 +3102,7 @@
                     <w:tabs>
                       <w:tab w:val="left" w:pos="340"/>
                     </w:tabs>
-                    <w:spacing w:before="0" w:after="0" w:line="276" w:lineRule="auto"/>
+                    <w:spacing w:before="0" w:after="0" w:line="240" w:lineRule="auto"/>
                     <w:ind w:left="340" w:hanging="340"/>
                   </w:pPr>
                   <w:r>
@@ -3149,7 +3169,7 @@
                       <w:szCs w:val="22"/>
                       <w:u w:val="single"/>
                     </w:rPr>
-                    <w:t xml:space="preserve">    </w:t>
+                    <w:t xml:space="preserve">        </w:t>
                   </w:r>
                 </w:p>
               </w:tc>
@@ -3163,7 +3183,7 @@
                     <w:tabs>
                       <w:tab w:val="left" w:pos="340"/>
                     </w:tabs>
-                    <w:spacing w:before="0" w:after="0" w:line="276" w:lineRule="auto"/>
+                    <w:spacing w:before="0" w:after="0" w:line="240" w:lineRule="auto"/>
                     <w:ind w:left="340" w:hanging="340"/>
                   </w:pPr>
                   <w:r>
@@ -3230,7 +3250,7 @@
                       <w:szCs w:val="22"/>
                       <w:u w:val="single"/>
                     </w:rPr>
-                    <w:t xml:space="preserve">    </w:t>
+                    <w:t xml:space="preserve">        </w:t>
                   </w:r>
                 </w:p>
               </w:tc>
@@ -3244,7 +3264,7 @@
                     <w:tabs>
                       <w:tab w:val="left" w:pos="340"/>
                     </w:tabs>
-                    <w:spacing w:before="0" w:after="0" w:line="276" w:lineRule="auto"/>
+                    <w:spacing w:before="0" w:after="0" w:line="240" w:lineRule="auto"/>
                     <w:ind w:left="340" w:hanging="340"/>
                   </w:pPr>
                   <w:r>
@@ -3311,7 +3331,7 @@
                       <w:szCs w:val="22"/>
                       <w:u w:val="single"/>
                     </w:rPr>
-                    <w:t xml:space="preserve">    </w:t>
+                    <w:t xml:space="preserve">        </w:t>
                   </w:r>
                 </w:p>
               </w:tc>
@@ -3331,7 +3351,7 @@
                     <w:tabs>
                       <w:tab w:val="left" w:pos="340"/>
                     </w:tabs>
-                    <w:spacing w:before="0" w:after="0" w:line="276" w:lineRule="auto"/>
+                    <w:spacing w:before="0" w:after="0" w:line="240" w:lineRule="auto"/>
                     <w:ind w:left="340" w:hanging="340"/>
                   </w:pPr>
                   <w:r>
@@ -3398,7 +3418,7 @@
                       <w:szCs w:val="22"/>
                       <w:u w:val="single"/>
                     </w:rPr>
-                    <w:t xml:space="preserve">    </w:t>
+                    <w:t xml:space="preserve">        </w:t>
                   </w:r>
                 </w:p>
               </w:tc>
@@ -3412,7 +3432,7 @@
                     <w:tabs>
                       <w:tab w:val="left" w:pos="340"/>
                     </w:tabs>
-                    <w:spacing w:before="0" w:after="0" w:line="276" w:lineRule="auto"/>
+                    <w:spacing w:before="0" w:after="0" w:line="240" w:lineRule="auto"/>
                     <w:ind w:left="340" w:hanging="340"/>
                   </w:pPr>
                   <w:r>
@@ -3479,7 +3499,7 @@
                       <w:szCs w:val="22"/>
                       <w:u w:val="single"/>
                     </w:rPr>
-                    <w:t xml:space="preserve">    </w:t>
+                    <w:t xml:space="preserve">        </w:t>
                   </w:r>
                 </w:p>
               </w:tc>
@@ -3493,7 +3513,7 @@
                     <w:tabs>
                       <w:tab w:val="left" w:pos="340"/>
                     </w:tabs>
-                    <w:spacing w:before="0" w:after="0" w:line="276" w:lineRule="auto"/>
+                    <w:spacing w:before="0" w:after="0" w:line="240" w:lineRule="auto"/>
                     <w:ind w:left="340" w:hanging="340"/>
                   </w:pPr>
                   <w:r>
@@ -3560,7 +3580,7 @@
                       <w:szCs w:val="22"/>
                       <w:u w:val="single"/>
                     </w:rPr>
-                    <w:t xml:space="preserve">    </w:t>
+                    <w:t xml:space="preserve">        </w:t>
                   </w:r>
                 </w:p>
               </w:tc>
@@ -3581,6 +3601,7 @@
     </w:p>
     <w:p>
       <w:pPr>
+        <w:pStyle w:val="Heading2"/>
         <w:keepNext/>
         <w:pBdr>
           <w:bottom w:val="single" w:sz="8" w:space="3" w:color="003A70"/>
@@ -3588,7 +3609,7 @@
         <w:tabs>
           <w:tab w:val="right" w:pos="9504"/>
         </w:tabs>
-        <w:spacing w:before="50" w:after="36" w:line="240" w:lineRule="auto"/>
+        <w:spacing w:before="42" w:after="31" w:line="240" w:lineRule="auto"/>
       </w:pPr>
       <w:r>
         <w:rPr>
@@ -3596,7 +3617,7 @@
           <w:b/>
           <w:color w:val="003A70"/>
           <w:spacing w:val="14"/>
-          <w:sz w:val="19"/>
+          <w:sz w:val="22"/>
           <w:szCs w:val="19"/>
         </w:rPr>
         <w:t xml:space="preserve">READY CHECK</w:t>
@@ -3615,7 +3636,7 @@
           <w:rFonts w:ascii="Avenir Next" w:hAnsi="Avenir Next" w:cs="Avenir Next" w:eastAsia="Avenir Next"/>
           <w:i/>
           <w:color w:val="5A5F66"/>
-          <w:sz w:val="17"/>
+          <w:sz w:val="22"/>
           <w:szCs w:val="17"/>
         </w:rPr>
         <w:t xml:space="preserve">a problem like the one in today’s lesson</w:t>
@@ -3665,7 +3686,7 @@
               <w:tabs>
                 <w:tab w:val="left" w:pos="432"/>
               </w:tabs>
-              <w:spacing w:before="90" w:after="40" w:line="268" w:lineRule="auto"/>
+              <w:spacing w:before="76" w:after="34" w:line="240" w:lineRule="auto"/>
               <w:ind w:left="432" w:hanging="432"/>
             </w:pPr>
             <w:r>
@@ -3737,7 +3758,7 @@
                     <w:tabs>
                       <w:tab w:val="left" w:pos="340"/>
                     </w:tabs>
-                    <w:spacing w:before="0" w:after="0" w:line="264" w:lineRule="auto"/>
+                    <w:spacing w:before="0" w:after="0" w:line="240" w:lineRule="auto"/>
                     <w:ind w:left="340" w:hanging="340"/>
                   </w:pPr>
                   <w:r>
@@ -3745,25 +3766,25 @@
                       <w:rFonts w:ascii="Avenir Next" w:hAnsi="Avenir Next" w:cs="Avenir Next" w:eastAsia="Avenir Next"/>
                       <w:b/>
                       <w:color w:val="003A70"/>
+                      <w:sz w:val="22"/>
+                      <w:szCs w:val="21"/>
+                    </w:rPr>
+                    <w:t xml:space="preserve">A</w:t>
+                  </w:r>
+                  <w:r>
+                    <w:rPr>
+                      <w:rFonts w:ascii="Avenir Next" w:hAnsi="Avenir Next" w:cs="Avenir Next" w:eastAsia="Avenir Next"/>
+                      <w:color w:val="1A1A1A"/>
                       <w:sz w:val="21"/>
                       <w:szCs w:val="21"/>
                     </w:rPr>
-                    <w:t xml:space="preserve">A</w:t>
-                  </w:r>
-                  <w:r>
-                    <w:rPr>
-                      <w:rFonts w:ascii="Avenir Next" w:hAnsi="Avenir Next" w:cs="Avenir Next" w:eastAsia="Avenir Next"/>
-                      <w:color w:val="1A1A1A"/>
-                      <w:sz w:val="21"/>
-                      <w:szCs w:val="21"/>
-                    </w:rPr>
                     <w:tab/>
                   </w:r>
                   <w:r>
                     <w:rPr>
                       <w:rFonts w:ascii="Avenir Next" w:hAnsi="Avenir Next" w:cs="Avenir Next" w:eastAsia="Avenir Next"/>
                       <w:color w:val="1A1A1A"/>
-                      <w:sz w:val="21"/>
+                      <w:sz w:val="22"/>
                       <w:szCs w:val="21"/>
                     </w:rPr>
                     <w:t xml:space="preserve">7 &gt; 19</w:t>
@@ -3780,7 +3801,7 @@
                     <w:tabs>
                       <w:tab w:val="left" w:pos="340"/>
                     </w:tabs>
-                    <w:spacing w:before="0" w:after="0" w:line="264" w:lineRule="auto"/>
+                    <w:spacing w:before="0" w:after="0" w:line="240" w:lineRule="auto"/>
                     <w:ind w:left="340" w:hanging="340"/>
                   </w:pPr>
                   <w:r>
@@ -3788,25 +3809,25 @@
                       <w:rFonts w:ascii="Avenir Next" w:hAnsi="Avenir Next" w:cs="Avenir Next" w:eastAsia="Avenir Next"/>
                       <w:b/>
                       <w:color w:val="003A70"/>
+                      <w:sz w:val="22"/>
+                      <w:szCs w:val="21"/>
+                    </w:rPr>
+                    <w:t xml:space="preserve">B</w:t>
+                  </w:r>
+                  <w:r>
+                    <w:rPr>
+                      <w:rFonts w:ascii="Avenir Next" w:hAnsi="Avenir Next" w:cs="Avenir Next" w:eastAsia="Avenir Next"/>
+                      <w:color w:val="1A1A1A"/>
                       <w:sz w:val="21"/>
                       <w:szCs w:val="21"/>
                     </w:rPr>
-                    <w:t xml:space="preserve">B</w:t>
-                  </w:r>
-                  <w:r>
-                    <w:rPr>
-                      <w:rFonts w:ascii="Avenir Next" w:hAnsi="Avenir Next" w:cs="Avenir Next" w:eastAsia="Avenir Next"/>
-                      <w:color w:val="1A1A1A"/>
-                      <w:sz w:val="21"/>
-                      <w:szCs w:val="21"/>
-                    </w:rPr>
                     <w:tab/>
                   </w:r>
                   <w:r>
                     <w:rPr>
                       <w:rFonts w:ascii="Avenir Next" w:hAnsi="Avenir Next" w:cs="Avenir Next" w:eastAsia="Avenir Next"/>
                       <w:color w:val="1A1A1A"/>
-                      <w:sz w:val="21"/>
+                      <w:sz w:val="22"/>
                       <w:szCs w:val="21"/>
                     </w:rPr>
                     <w:t xml:space="preserve">19 is less than 7</w:t>
@@ -3828,7 +3849,7 @@
                     <w:tabs>
                       <w:tab w:val="left" w:pos="340"/>
                     </w:tabs>
-                    <w:spacing w:before="0" w:after="0" w:line="264" w:lineRule="auto"/>
+                    <w:spacing w:before="0" w:after="0" w:line="240" w:lineRule="auto"/>
                     <w:ind w:left="340" w:hanging="340"/>
                   </w:pPr>
                   <w:r>
@@ -3836,25 +3857,25 @@
                       <w:rFonts w:ascii="Avenir Next" w:hAnsi="Avenir Next" w:cs="Avenir Next" w:eastAsia="Avenir Next"/>
                       <w:b/>
                       <w:color w:val="003A70"/>
+                      <w:sz w:val="22"/>
+                      <w:szCs w:val="21"/>
+                    </w:rPr>
+                    <w:t xml:space="preserve">C</w:t>
+                  </w:r>
+                  <w:r>
+                    <w:rPr>
+                      <w:rFonts w:ascii="Avenir Next" w:hAnsi="Avenir Next" w:cs="Avenir Next" w:eastAsia="Avenir Next"/>
+                      <w:color w:val="1A1A1A"/>
                       <w:sz w:val="21"/>
                       <w:szCs w:val="21"/>
                     </w:rPr>
-                    <w:t xml:space="preserve">C</w:t>
-                  </w:r>
-                  <w:r>
-                    <w:rPr>
-                      <w:rFonts w:ascii="Avenir Next" w:hAnsi="Avenir Next" w:cs="Avenir Next" w:eastAsia="Avenir Next"/>
-                      <w:color w:val="1A1A1A"/>
-                      <w:sz w:val="21"/>
-                      <w:szCs w:val="21"/>
-                    </w:rPr>
                     <w:tab/>
                   </w:r>
                   <w:r>
                     <w:rPr>
                       <w:rFonts w:ascii="Avenir Next" w:hAnsi="Avenir Next" w:cs="Avenir Next" w:eastAsia="Avenir Next"/>
                       <w:color w:val="1A1A1A"/>
-                      <w:sz w:val="21"/>
+                      <w:sz w:val="22"/>
                       <w:szCs w:val="21"/>
                     </w:rPr>
                     <w:t xml:space="preserve">7 &lt; 19</w:t>
@@ -3871,7 +3892,7 @@
                     <w:tabs>
                       <w:tab w:val="left" w:pos="340"/>
                     </w:tabs>
-                    <w:spacing w:before="0" w:after="0" w:line="264" w:lineRule="auto"/>
+                    <w:spacing w:before="0" w:after="0" w:line="240" w:lineRule="auto"/>
                     <w:ind w:left="340" w:hanging="340"/>
                   </w:pPr>
                   <w:r>
@@ -3879,25 +3900,25 @@
                       <w:rFonts w:ascii="Avenir Next" w:hAnsi="Avenir Next" w:cs="Avenir Next" w:eastAsia="Avenir Next"/>
                       <w:b/>
                       <w:color w:val="003A70"/>
+                      <w:sz w:val="22"/>
+                      <w:szCs w:val="21"/>
+                    </w:rPr>
+                    <w:t xml:space="preserve">D</w:t>
+                  </w:r>
+                  <w:r>
+                    <w:rPr>
+                      <w:rFonts w:ascii="Avenir Next" w:hAnsi="Avenir Next" w:cs="Avenir Next" w:eastAsia="Avenir Next"/>
+                      <w:color w:val="1A1A1A"/>
                       <w:sz w:val="21"/>
                       <w:szCs w:val="21"/>
                     </w:rPr>
-                    <w:t xml:space="preserve">D</w:t>
-                  </w:r>
-                  <w:r>
-                    <w:rPr>
-                      <w:rFonts w:ascii="Avenir Next" w:hAnsi="Avenir Next" w:cs="Avenir Next" w:eastAsia="Avenir Next"/>
-                      <w:color w:val="1A1A1A"/>
-                      <w:sz w:val="21"/>
-                      <w:szCs w:val="21"/>
-                    </w:rPr>
                     <w:tab/>
                   </w:r>
                   <w:r>
                     <w:rPr>
                       <w:rFonts w:ascii="Avenir Next" w:hAnsi="Avenir Next" w:cs="Avenir Next" w:eastAsia="Avenir Next"/>
                       <w:color w:val="1A1A1A"/>
-                      <w:sz w:val="21"/>
+                      <w:sz w:val="22"/>
                       <w:szCs w:val="21"/>
                     </w:rPr>
                     <w:t xml:space="preserve">7 = 19</w:t>
@@ -3946,19 +3967,42 @@
         <w:tblLook w:val="0000" w:firstRow="0" w:lastRow="0" w:firstColumn="0" w:lastColumn="0" w:noHBand="1" w:noVBand="1"/>
       </w:tblPr>
       <w:tblGrid>
-        <w:gridCol w:w="2000"/>
-        <w:gridCol w:w="2300"/>
-        <w:gridCol w:w="2100"/>
-        <w:gridCol w:w="3104"/>
+        <w:gridCol w:w="1750"/>
+        <w:gridCol w:w="2500"/>
+        <w:gridCol w:w="2200"/>
+        <w:gridCol w:w="3054"/>
       </w:tblGrid>
       <w:tr>
         <w:trPr>
           <w:cantSplit/>
-          <w:trHeight w:val="320" w:hRule="atLeast"/>
+          <w:trHeight w:val="300" w:hRule="atLeast"/>
         </w:trPr>
         <w:tc>
           <w:tcPr>
-            <w:tcW w:w="2000" w:type="dxa"/>
+            <w:tcW w:w="1750" w:type="dxa"/>
+            <w:vAlign w:val="center"/>
+          </w:tcPr>
+          <w:p>
+            <w:pPr>
+              <w:pStyle w:val="Heading2"/>
+              <w:spacing w:before="0" w:after="0" w:line="240" w:lineRule="auto"/>
+            </w:pPr>
+            <w:r>
+              <w:rPr>
+                <w:rFonts w:ascii="Avenir Next" w:hAnsi="Avenir Next" w:cs="Avenir Next" w:eastAsia="Avenir Next"/>
+                <w:b/>
+                <w:color w:val="003A70"/>
+                <w:spacing w:val="12"/>
+                <w:sz w:val="15"/>
+                <w:szCs w:val="15"/>
+              </w:rPr>
+              <w:t xml:space="preserve">CHECK YOURSELF</w:t>
+            </w:r>
+          </w:p>
+        </w:tc>
+        <w:tc>
+          <w:tcPr>
+            <w:tcW w:w="2500" w:type="dxa"/>
             <w:vAlign w:val="center"/>
           </w:tcPr>
           <w:p>
@@ -3967,20 +4011,27 @@
             </w:pPr>
             <w:r>
               <w:rPr>
-                <w:rFonts w:ascii="Avenir Next" w:hAnsi="Avenir Next" w:cs="Avenir Next" w:eastAsia="Avenir Next"/>
-                <w:b/>
-                <w:color w:val="003A70"/>
-                <w:spacing w:val="12"/>
-                <w:sz w:val="15"/>
-                <w:szCs w:val="15"/>
-              </w:rPr>
-              <w:t xml:space="preserve">CHECK YOURSELF</w:t>
+                <w:rFonts w:ascii="Arial" w:hAnsi="Arial" w:cs="Arial" w:eastAsia="Arial"/>
+                <w:color w:val="1A1A1A"/>
+                <w:sz w:val="20"/>
+                <w:szCs w:val="20"/>
+              </w:rPr>
+              <w:t xml:space="preserve">□</w:t>
+            </w:r>
+            <w:r>
+              <w:rPr>
+                <w:rFonts w:ascii="Avenir Next" w:hAnsi="Avenir Next" w:cs="Avenir Next" w:eastAsia="Avenir Next"/>
+                <w:color w:val="1A1A1A"/>
+                <w:sz w:val="17"/>
+                <w:szCs w:val="17"/>
+              </w:rPr>
+              <w:t xml:space="preserve">  I can do this on my own</w:t>
             </w:r>
           </w:p>
         </w:tc>
         <w:tc>
           <w:tcPr>
-            <w:tcW w:w="2300" w:type="dxa"/>
+            <w:tcW w:w="2200" w:type="dxa"/>
             <w:vAlign w:val="center"/>
           </w:tcPr>
           <w:p>
@@ -3991,8 +4042,8 @@
               <w:rPr>
                 <w:rFonts w:ascii="Arial" w:hAnsi="Arial" w:cs="Arial" w:eastAsia="Arial"/>
                 <w:color w:val="1A1A1A"/>
-                <w:sz w:val="24"/>
-                <w:szCs w:val="24"/>
+                <w:sz w:val="20"/>
+                <w:szCs w:val="20"/>
               </w:rPr>
               <w:t xml:space="preserve">□</w:t>
             </w:r>
@@ -4003,13 +4054,13 @@
                 <w:sz w:val="17"/>
                 <w:szCs w:val="17"/>
               </w:rPr>
-              <w:t xml:space="preserve">  I can do this on my own</w:t>
+              <w:t xml:space="preserve">  I need a little help</w:t>
             </w:r>
           </w:p>
         </w:tc>
         <w:tc>
           <w:tcPr>
-            <w:tcW w:w="2100" w:type="dxa"/>
+            <w:tcW w:w="3054" w:type="dxa"/>
             <w:vAlign w:val="center"/>
           </w:tcPr>
           <w:p>
@@ -4020,37 +4071,8 @@
               <w:rPr>
                 <w:rFonts w:ascii="Arial" w:hAnsi="Arial" w:cs="Arial" w:eastAsia="Arial"/>
                 <w:color w:val="1A1A1A"/>
-                <w:sz w:val="24"/>
-                <w:szCs w:val="24"/>
-              </w:rPr>
-              <w:t xml:space="preserve">□</w:t>
-            </w:r>
-            <w:r>
-              <w:rPr>
-                <w:rFonts w:ascii="Avenir Next" w:hAnsi="Avenir Next" w:cs="Avenir Next" w:eastAsia="Avenir Next"/>
-                <w:color w:val="1A1A1A"/>
-                <w:sz w:val="17"/>
-                <w:szCs w:val="17"/>
-              </w:rPr>
-              <w:t xml:space="preserve">  I need a little help</w:t>
-            </w:r>
-          </w:p>
-        </w:tc>
-        <w:tc>
-          <w:tcPr>
-            <w:tcW w:w="3104" w:type="dxa"/>
-            <w:vAlign w:val="center"/>
-          </w:tcPr>
-          <w:p>
-            <w:pPr>
-              <w:spacing w:before="0" w:after="0" w:line="240" w:lineRule="auto"/>
-            </w:pPr>
-            <w:r>
-              <w:rPr>
-                <w:rFonts w:ascii="Arial" w:hAnsi="Arial" w:cs="Arial" w:eastAsia="Arial"/>
-                <w:color w:val="1A1A1A"/>
-                <w:sz w:val="24"/>
-                <w:szCs w:val="24"/>
+                <w:sz w:val="20"/>
+                <w:szCs w:val="20"/>
               </w:rPr>
               <w:t xml:space="preserve">□</w:t>
             </w:r>
@@ -4085,7 +4107,7 @@
     <w:sectPr>
       <w:footerReference w:type="default" r:id="rIdFooter1"/>
       <w:pgSz w:w="12240" w:h="15840"/>
-      <w:pgMar w:top="893" w:right="1224" w:bottom="835" w:left="1512" w:header="432" w:footer="432" w:gutter="0"/>
+      <w:pgMar w:top="780" w:right="1224" w:bottom="760" w:left="1512" w:header="432" w:footer="432" w:gutter="0"/>
       <w:cols w:space="720"/>
     </w:sectPr>
   </w:body>
@@ -4165,7 +4187,106 @@
               <w:sz w:val="15"/>
               <w:szCs w:val="15"/>
             </w:rPr>
-            <w:t xml:space="preserve">Lesson 2-3  ·  Session 2  ·  Prerequisite Practice A</w:t>
+            <w:t xml:space="preserve">2-6 · Page </w:t>
+          </w:r>
+          <w:r>
+            <w:rPr>
+              <w:rFonts w:ascii="Avenir Next" w:hAnsi="Avenir Next" w:cs="Avenir Next" w:eastAsia="Avenir Next"/>
+              <w:color w:val="5A5F66"/>
+              <w:sz w:val="15"/>
+              <w:szCs w:val="15"/>
+            </w:rPr>
+            <w:fldChar w:fldCharType="begin"/>
+          </w:r>
+          <w:r>
+            <w:rPr>
+              <w:rFonts w:ascii="Avenir Next" w:hAnsi="Avenir Next" w:cs="Avenir Next" w:eastAsia="Avenir Next"/>
+              <w:color w:val="5A5F66"/>
+              <w:sz w:val="15"/>
+              <w:szCs w:val="15"/>
+            </w:rPr>
+            <w:instrText xml:space="preserve"> PAGE </w:instrText>
+          </w:r>
+          <w:r>
+            <w:rPr>
+              <w:rFonts w:ascii="Avenir Next" w:hAnsi="Avenir Next" w:cs="Avenir Next" w:eastAsia="Avenir Next"/>
+              <w:color w:val="5A5F66"/>
+              <w:sz w:val="15"/>
+              <w:szCs w:val="15"/>
+            </w:rPr>
+            <w:fldChar w:fldCharType="separate"/>
+          </w:r>
+          <w:r>
+            <w:rPr>
+              <w:rFonts w:ascii="Avenir Next" w:hAnsi="Avenir Next" w:cs="Avenir Next" w:eastAsia="Avenir Next"/>
+              <w:color w:val="5A5F66"/>
+              <w:sz w:val="15"/>
+              <w:szCs w:val="15"/>
+            </w:rPr>
+            <w:t xml:space="preserve">1</w:t>
+          </w:r>
+          <w:r>
+            <w:rPr>
+              <w:rFonts w:ascii="Avenir Next" w:hAnsi="Avenir Next" w:cs="Avenir Next" w:eastAsia="Avenir Next"/>
+              <w:color w:val="5A5F66"/>
+              <w:sz w:val="15"/>
+              <w:szCs w:val="15"/>
+            </w:rPr>
+            <w:fldChar w:fldCharType="end"/>
+          </w:r>
+          <w:r>
+            <w:rPr>
+              <w:rFonts w:ascii="Avenir Next" w:hAnsi="Avenir Next" w:cs="Avenir Next" w:eastAsia="Avenir Next"/>
+              <w:color w:val="5A5F66"/>
+              <w:sz w:val="15"/>
+              <w:szCs w:val="15"/>
+            </w:rPr>
+            <w:t xml:space="preserve"> of </w:t>
+          </w:r>
+          <w:r>
+            <w:rPr>
+              <w:rFonts w:ascii="Avenir Next" w:hAnsi="Avenir Next" w:cs="Avenir Next" w:eastAsia="Avenir Next"/>
+              <w:color w:val="5A5F66"/>
+              <w:sz w:val="15"/>
+              <w:szCs w:val="15"/>
+            </w:rPr>
+            <w:fldChar w:fldCharType="begin"/>
+          </w:r>
+          <w:r>
+            <w:rPr>
+              <w:rFonts w:ascii="Avenir Next" w:hAnsi="Avenir Next" w:cs="Avenir Next" w:eastAsia="Avenir Next"/>
+              <w:color w:val="5A5F66"/>
+              <w:sz w:val="15"/>
+              <w:szCs w:val="15"/>
+            </w:rPr>
+            <w:instrText xml:space="preserve"> NUMPAGES </w:instrText>
+          </w:r>
+          <w:r>
+            <w:rPr>
+              <w:rFonts w:ascii="Avenir Next" w:hAnsi="Avenir Next" w:cs="Avenir Next" w:eastAsia="Avenir Next"/>
+              <w:color w:val="5A5F66"/>
+              <w:sz w:val="15"/>
+              <w:szCs w:val="15"/>
+            </w:rPr>
+            <w:fldChar w:fldCharType="separate"/>
+          </w:r>
+          <w:r>
+            <w:rPr>
+              <w:rFonts w:ascii="Avenir Next" w:hAnsi="Avenir Next" w:cs="Avenir Next" w:eastAsia="Avenir Next"/>
+              <w:color w:val="5A5F66"/>
+              <w:sz w:val="15"/>
+              <w:szCs w:val="15"/>
+            </w:rPr>
+            <w:t xml:space="preserve">1</w:t>
+          </w:r>
+          <w:r>
+            <w:rPr>
+              <w:rFonts w:ascii="Avenir Next" w:hAnsi="Avenir Next" w:cs="Avenir Next" w:eastAsia="Avenir Next"/>
+              <w:color w:val="5A5F66"/>
+              <w:sz w:val="15"/>
+              <w:szCs w:val="15"/>
+            </w:rPr>
+            <w:fldChar w:fldCharType="end"/>
           </w:r>
         </w:p>
       </w:tc>
@@ -4208,5 +4329,23 @@
       </w:tblCellMar>
     </w:tblPr>
   </w:style>
+  <w:style w:type="paragraph" w:styleId="Heading1">
+    <w:name w:val="heading 1"/>
+    <w:basedOn w:val="Normal"/>
+    <w:pPr>
+      <w:outlineLvl w:val="0"/>
+      <w:keepNext w:val="0"/>
+      <w:keepLines w:val="0"/>
+    </w:pPr>
+  </w:style>
+  <w:style w:type="paragraph" w:styleId="Heading2">
+    <w:name w:val="heading 2"/>
+    <w:basedOn w:val="Normal"/>
+    <w:pPr>
+      <w:outlineLvl w:val="1"/>
+      <w:keepNext w:val="0"/>
+      <w:keepLines w:val="0"/>
+    </w:pPr>
+  </w:style>
 </w:styles>
 </file>